--- a/_implementation-notes/evening-series/FotH Evening Session 22 Leader Notes DRAFT v1.docx
+++ b/_implementation-notes/evening-series/FotH Evening Session 22 Leader Notes DRAFT v1.docx
@@ -4,7 +4,7 @@
   <w:body>
     <w:p>
       <w:pPr>
-        <w:spacing w:after="40"/>
+        <w:spacing w:before="0" w:after="40"/>
       </w:pPr>
       <w:r>
         <w:rPr>
@@ -18,22 +18,92 @@
     </w:p>
     <w:p>
       <w:pPr>
-        <w:spacing w:after="160"/>
+        <w:spacing w:before="0" w:after="80"/>
       </w:pPr>
       <w:r>
         <w:rPr>
-          <w:i/>
           <w:color w:val="595959"/>
           <w:sz w:val="18"/>
         </w:rPr>
-        <w:t>FotH Evening · the speaker notes, in hand — so the leading pair reads the room, not the screen. Same content as the deck notes; the slides carry the room, these notes carry you. Practice the session together beforehand.</w:t>
+        <w:t>FotH Evening · the speaker notes, in hand — so the leading pair reads the room, not the screen. The big number on each block is the number in the corner of the screen; the colour is whose block it is. Built from the deck's own notes, so the two always agree.</w:t>
+      </w:r>
+    </w:p>
+    <w:p>
+      <w:pPr>
+        <w:spacing w:before="0" w:after="200"/>
+      </w:pPr>
+      <w:r>
+        <w:rPr>
+          <w:b/>
+          <w:color w:val="1F4E79"/>
+          <w:sz w:val="18"/>
+          <w:shd w:val="clear" w:color="auto" w:fill="DEEAF6"/>
+        </w:rPr>
+        <w:t xml:space="preserve"> ▌ CONTAINER HOLDER </w:t>
+      </w:r>
+      <w:r>
+        <w:rPr>
+          <w:sz w:val="18"/>
+        </w:rPr>
+        <w:t xml:space="preserve">   </w:t>
+      </w:r>
+      <w:r>
+        <w:rPr>
+          <w:b/>
+          <w:color w:val="B45309"/>
+          <w:sz w:val="18"/>
+          <w:shd w:val="clear" w:color="auto" w:fill="FCE9D6"/>
+        </w:rPr>
+        <w:t xml:space="preserve"> ‖ CONTENT PRESENTER </w:t>
+      </w:r>
+      <w:r>
+        <w:rPr>
+          <w:sz w:val="18"/>
+        </w:rPr>
+        <w:t xml:space="preserve">   </w:t>
+      </w:r>
+      <w:r>
+        <w:rPr>
+          <w:b/>
+          <w:color w:val="6B3FA0"/>
+          <w:sz w:val="18"/>
+          <w:shd w:val="clear" w:color="auto" w:fill="ECE3F5"/>
+        </w:rPr>
+        <w:t xml:space="preserve"> ▐ BOTH LEADERS </w:t>
+      </w:r>
+      <w:r>
+        <w:rPr>
+          <w:sz w:val="18"/>
+        </w:rPr>
+        <w:t xml:space="preserve">   </w:t>
+      </w:r>
+      <w:r>
+        <w:rPr>
+          <w:i/>
+          <w:color w:val="7F7F7F"/>
+          <w:sz w:val="16"/>
+        </w:rPr>
+        <w:t>Bar styles differ too, so the roles still read in black and white.</w:t>
       </w:r>
     </w:p>
     <w:p>
       <w:pPr>
         <w:keepNext/>
-        <w:spacing w:before="160" w:after="20"/>
+        <w:pBdr>
+          <w:left w:val="dotted" w:sz="24" w:space="8" w:color="8C8C8C"/>
+        </w:pBdr>
+        <w:shd w:val="clear" w:color="auto" w:fill="F0F0F0"/>
+        <w:spacing w:before="160" w:after="40"/>
       </w:pPr>
+      <w:r>
+        <w:rPr>
+          <w:rFonts w:ascii="Cambria" w:hAnsi="Cambria"/>
+          <w:b/>
+          <w:color w:val="8C8C8C"/>
+          <w:sz w:val="24"/>
+        </w:rPr>
+        <w:t>Title</w:t>
+      </w:r>
       <w:r>
         <w:rPr>
           <w:rFonts w:ascii="Cambria" w:hAnsi="Cambria"/>
@@ -41,13 +111,32 @@
           <w:color w:val="2C5F2D"/>
           <w:sz w:val="24"/>
         </w:rPr>
-        <w:t>Slide 1 — Fellowship of the Heart</w:t>
+        <w:t xml:space="preserve">   Fellowship of the Heart</w:t>
+      </w:r>
+      <w:r>
+        <w:rPr>
+          <w:b/>
+          <w:color w:val="8C8C8C"/>
+          <w:sz w:val="17"/>
+        </w:rPr>
+        <w:t xml:space="preserve">    ON SCREEN</w:t>
+      </w:r>
+      <w:r>
+        <w:rPr>
+          <w:b w:val="0"/>
+          <w:color w:val="7F7F7F"/>
+          <w:sz w:val="16"/>
+        </w:rPr>
+        <w:t xml:space="preserve">   · slide 1 of 15</w:t>
       </w:r>
     </w:p>
     <w:p>
       <w:pPr>
         <w:keepNext/>
-        <w:spacing w:after="40"/>
+        <w:pBdr>
+          <w:left w:val="dotted" w:sz="24" w:space="8" w:color="8C8C8C"/>
+        </w:pBdr>
+        <w:spacing w:before="0" w:after="60"/>
       </w:pPr>
       <w:r>
         <w:rPr>
@@ -60,7 +149,10 @@
     </w:p>
     <w:p>
       <w:pPr>
-        <w:ind w:left="216"/>
+        <w:pBdr>
+          <w:left w:val="dotted" w:sz="24" w:space="8" w:color="8C8C8C"/>
+        </w:pBdr>
+        <w:spacing w:before="0" w:after="60"/>
       </w:pPr>
       <w:r>
         <w:t>On screen as the room assembles on night one. All Scripture ESV; the plans carry the scripts; these slides carry the room — and these notes carry you.</w:t>
@@ -69,8 +161,21 @@
     <w:p>
       <w:pPr>
         <w:keepNext/>
-        <w:spacing w:before="160" w:after="20"/>
+        <w:pBdr>
+          <w:left w:val="dotted" w:sz="24" w:space="8" w:color="8C8C8C"/>
+        </w:pBdr>
+        <w:shd w:val="clear" w:color="auto" w:fill="F0F0F0"/>
+        <w:spacing w:before="160" w:after="40"/>
       </w:pPr>
+      <w:r>
+        <w:rPr>
+          <w:rFonts w:ascii="Cambria" w:hAnsi="Cambria"/>
+          <w:b/>
+          <w:color w:val="8C8C8C"/>
+          <w:sz w:val="30"/>
+        </w:rPr>
+        <w:t>309</w:t>
+      </w:r>
       <w:r>
         <w:rPr>
           <w:rFonts w:ascii="Cambria" w:hAnsi="Cambria"/>
@@ -78,13 +183,32 @@
           <w:color w:val="2C5F2D"/>
           <w:sz w:val="24"/>
         </w:rPr>
-        <w:t>Slide 2 — SESSION 22</w:t>
+        <w:t xml:space="preserve">   SESSION 22</w:t>
+      </w:r>
+      <w:r>
+        <w:rPr>
+          <w:b/>
+          <w:color w:val="8C8C8C"/>
+          <w:sz w:val="17"/>
+        </w:rPr>
+        <w:t xml:space="preserve">    ON SCREEN</w:t>
+      </w:r>
+      <w:r>
+        <w:rPr>
+          <w:b w:val="0"/>
+          <w:color w:val="7F7F7F"/>
+          <w:sz w:val="16"/>
+        </w:rPr>
+        <w:t xml:space="preserve">   · slide 2 of 15</w:t>
       </w:r>
     </w:p>
     <w:p>
       <w:pPr>
         <w:keepNext/>
-        <w:spacing w:after="40"/>
+        <w:pBdr>
+          <w:left w:val="dotted" w:sz="24" w:space="8" w:color="8C8C8C"/>
+        </w:pBdr>
+        <w:spacing w:before="0" w:after="60"/>
       </w:pPr>
       <w:r>
         <w:rPr>
@@ -97,7 +221,10 @@
     </w:p>
     <w:p>
       <w:pPr>
-        <w:ind w:left="216"/>
+        <w:pBdr>
+          <w:left w:val="dotted" w:sz="24" w:space="8" w:color="8C8C8C"/>
+        </w:pBdr>
+        <w:spacing w:before="0" w:after="60"/>
       </w:pPr>
       <w:r>
         <w:t>On screen through dinner and as the circle forms. Greet at the door — the slide holds the room. Tonight runs the standard evening clock; dessert after. Single wide circle, open center, no table; keepsake sheets and pens staged on the side table; the physical Lab-date card in the Lead's pocket.</w:t>
@@ -106,8 +233,21 @@
     <w:p>
       <w:pPr>
         <w:keepNext/>
-        <w:spacing w:before="160" w:after="20"/>
+        <w:pBdr>
+          <w:left w:val="single" w:sz="24" w:space="8" w:color="1F4E79"/>
+        </w:pBdr>
+        <w:shd w:val="clear" w:color="auto" w:fill="DEEAF6"/>
+        <w:spacing w:before="160" w:after="40"/>
       </w:pPr>
+      <w:r>
+        <w:rPr>
+          <w:rFonts w:ascii="Cambria" w:hAnsi="Cambria"/>
+          <w:b/>
+          <w:color w:val="1F4E79"/>
+          <w:sz w:val="30"/>
+        </w:rPr>
+        <w:t>310</w:t>
+      </w:r>
       <w:r>
         <w:rPr>
           <w:rFonts w:ascii="Cambria" w:hAnsi="Cambria"/>
@@ -115,13 +255,32 @@
           <w:color w:val="2C5F2D"/>
           <w:sz w:val="24"/>
         </w:rPr>
-        <w:t>Slide 3 — Where We Are — the Four Connects</w:t>
+        <w:t xml:space="preserve">   Where We Are — the Four Connects</w:t>
+      </w:r>
+      <w:r>
+        <w:rPr>
+          <w:b/>
+          <w:color w:val="1F4E79"/>
+          <w:sz w:val="17"/>
+        </w:rPr>
+        <w:t xml:space="preserve">    CONTAINER HOLDER</w:t>
+      </w:r>
+      <w:r>
+        <w:rPr>
+          <w:b w:val="0"/>
+          <w:color w:val="7F7F7F"/>
+          <w:sz w:val="16"/>
+        </w:rPr>
+        <w:t xml:space="preserve">   · slide 3 of 15</w:t>
       </w:r>
     </w:p>
     <w:p>
       <w:pPr>
         <w:keepNext/>
-        <w:spacing w:after="40"/>
+        <w:pBdr>
+          <w:left w:val="single" w:sz="24" w:space="8" w:color="1F4E79"/>
+        </w:pBdr>
+        <w:spacing w:before="0" w:after="60"/>
       </w:pPr>
       <w:r>
         <w:rPr>
@@ -129,12 +288,31 @@
           <w:color w:val="6B8E3F"/>
           <w:sz w:val="18"/>
         </w:rPr>
-        <w:t>S22 · WELCOME · LEAD: CONTAINER HOLDER · GROUNDING — every session opens on this map</w:t>
+        <w:t xml:space="preserve">S22 · WELCOME · </w:t>
+      </w:r>
+      <w:r>
+        <w:rPr>
+          <w:b/>
+          <w:color w:val="1F4E79"/>
+          <w:sz w:val="18"/>
+        </w:rPr>
+        <w:t>LEAD: CONTAINER HOLDER</w:t>
+      </w:r>
+      <w:r>
+        <w:rPr>
+          <w:b/>
+          <w:color w:val="6B8E3F"/>
+          <w:sz w:val="18"/>
+        </w:rPr>
+        <w:t xml:space="preserve"> · GROUNDING — every session opens on this map</w:t>
       </w:r>
     </w:p>
     <w:p>
       <w:pPr>
-        <w:ind w:left="216"/>
+        <w:pBdr>
+          <w:left w:val="single" w:sz="24" w:space="8" w:color="1F4E79"/>
+        </w:pBdr>
+        <w:spacing w:before="0" w:after="20"/>
       </w:pPr>
       <w:r>
         <w:rPr>
@@ -146,7 +324,10 @@
     </w:p>
     <w:p>
       <w:pPr>
-        <w:ind w:left="216"/>
+        <w:pBdr>
+          <w:left w:val="single" w:sz="24" w:space="8" w:color="1F4E79"/>
+        </w:pBdr>
+        <w:spacing w:before="0" w:after="60"/>
       </w:pPr>
       <w:r>
         <w:t>1. Locate tonight on the map, plainly: Session 22 commissions what the map has built — all four Connects, carried by the Companions. Each connection makes the next one real (Matt. 22:37–40).</w:t>
@@ -154,7 +335,10 @@
     </w:p>
     <w:p>
       <w:pPr>
-        <w:ind w:left="216"/>
+        <w:pBdr>
+          <w:left w:val="single" w:sz="24" w:space="8" w:color="1F4E79"/>
+        </w:pBdr>
+        <w:spacing w:before="0" w:after="60"/>
       </w:pPr>
       <w:r>
         <w:t>2. The four boxes are one journey — each connection makes the next one real — rooted in the two great commandments: love God, love neighbor (Matt 22:37–40).</w:t>
@@ -162,7 +346,10 @@
     </w:p>
     <w:p>
       <w:pPr>
-        <w:ind w:left="216"/>
+        <w:pBdr>
+          <w:left w:val="single" w:sz="24" w:space="8" w:color="1F4E79"/>
+        </w:pBdr>
+        <w:spacing w:before="0" w:after="60"/>
       </w:pPr>
       <w:r>
         <w:t>3. This is also the 'where we are on the map' minute the welcome owes any newcomer.</w:t>
@@ -170,24 +357,40 @@
     </w:p>
     <w:p>
       <w:pPr>
-        <w:ind w:left="216"/>
+        <w:pBdr>
+          <w:left w:val="single" w:sz="24" w:space="8" w:color="1F4E79"/>
+        </w:pBdr>
+        <w:spacing w:before="0" w:after="60"/>
       </w:pPr>
       <w:r>
         <w:rPr>
           <w:b/>
           <w:color w:val="595959"/>
         </w:rPr>
-        <w:t>CUES:</w:t>
+        <w:t xml:space="preserve">CUES: </w:t>
       </w:r>
       <w:r>
-        <w:t xml:space="preserve"> Two minutes at most; then tonight's road.</w:t>
+        <w:t>Two minutes at most; then tonight's road.</w:t>
       </w:r>
     </w:p>
     <w:p>
       <w:pPr>
         <w:keepNext/>
-        <w:spacing w:before="160" w:after="20"/>
+        <w:pBdr>
+          <w:left w:val="thickThinSmallGap" w:sz="24" w:space="8" w:color="6B3FA0"/>
+        </w:pBdr>
+        <w:shd w:val="clear" w:color="auto" w:fill="ECE3F5"/>
+        <w:spacing w:before="160" w:after="40"/>
       </w:pPr>
+      <w:r>
+        <w:rPr>
+          <w:rFonts w:ascii="Cambria" w:hAnsi="Cambria"/>
+          <w:b/>
+          <w:color w:val="6B3FA0"/>
+          <w:sz w:val="30"/>
+        </w:rPr>
+        <w:t>311</w:t>
+      </w:r>
       <w:r>
         <w:rPr>
           <w:rFonts w:ascii="Cambria" w:hAnsi="Cambria"/>
@@ -195,13 +398,32 @@
           <w:color w:val="2C5F2D"/>
           <w:sz w:val="24"/>
         </w:rPr>
-        <w:t>Slide 4 — Session 22 — Tonight’s Road</w:t>
+        <w:t xml:space="preserve">   Session 22 — Tonight’s Road</w:t>
+      </w:r>
+      <w:r>
+        <w:rPr>
+          <w:b/>
+          <w:color w:val="6B3FA0"/>
+          <w:sz w:val="17"/>
+        </w:rPr>
+        <w:t xml:space="preserve">    BOTH LEADERS</w:t>
+      </w:r>
+      <w:r>
+        <w:rPr>
+          <w:b w:val="0"/>
+          <w:color w:val="7F7F7F"/>
+          <w:sz w:val="16"/>
+        </w:rPr>
+        <w:t xml:space="preserve">   · slide 4 of 15</w:t>
       </w:r>
     </w:p>
     <w:p>
       <w:pPr>
         <w:keepNext/>
-        <w:spacing w:after="40"/>
+        <w:pBdr>
+          <w:left w:val="thickThinSmallGap" w:sz="24" w:space="8" w:color="6B3FA0"/>
+        </w:pBdr>
+        <w:spacing w:before="0" w:after="60"/>
       </w:pPr>
       <w:r>
         <w:rPr>
@@ -209,12 +431,30 @@
           <w:color w:val="6B8E3F"/>
           <w:sz w:val="18"/>
         </w:rPr>
-        <w:t>S22 · 7:00–8:30 · LEAD: BOTH LEADERS CIRCLE</w:t>
+        <w:t xml:space="preserve">S22 · 7:00–8:30 · </w:t>
+      </w:r>
+      <w:r>
+        <w:rPr>
+          <w:b/>
+          <w:color w:val="6B3FA0"/>
+          <w:sz w:val="18"/>
+        </w:rPr>
+        <w:t>LEAD: BOTH LEADERS CIRCLE</w:t>
+      </w:r>
+      <w:r>
+        <w:rPr>
+          <w:b/>
+          <w:color w:val="6B8E3F"/>
+          <w:sz w:val="18"/>
+        </w:rPr>
       </w:r>
     </w:p>
     <w:p>
       <w:pPr>
-        <w:ind w:left="216"/>
+        <w:pBdr>
+          <w:left w:val="thickThinSmallGap" w:sz="24" w:space="8" w:color="6B3FA0"/>
+        </w:pBdr>
+        <w:spacing w:before="0" w:after="20"/>
       </w:pPr>
       <w:r>
         <w:rPr>
@@ -226,7 +466,10 @@
     </w:p>
     <w:p>
       <w:pPr>
-        <w:ind w:left="216"/>
+        <w:pBdr>
+          <w:left w:val="thickThinSmallGap" w:sz="24" w:space="8" w:color="6B3FA0"/>
+        </w:pBdr>
+        <w:spacing w:before="0" w:after="60"/>
       </w:pPr>
       <w:r>
         <w:t>1. Name the night: the seniors are commissioned FC1 — an exit gate run as a witnessed rite, not a graduation; nobody is leaving — the gate opens inward, onto a serving place in this body.</w:t>
@@ -234,7 +477,10 @@
     </w:p>
     <w:p>
       <w:pPr>
-        <w:ind w:left="216"/>
+        <w:pBdr>
+          <w:left w:val="thickThinSmallGap" w:sz="24" w:space="8" w:color="6B3FA0"/>
+        </w:pBdr>
+        <w:spacing w:before="0" w:after="60"/>
       </w:pPr>
       <w:r>
         <w:t>2. Four movements: the final rep (container opened and closed from memory), the three rules read aloud, the covering named, the commissioning — with Lab 1 on the calendar before anyone leaves.</w:t>
@@ -242,7 +488,10 @@
     </w:p>
     <w:p>
       <w:pPr>
-        <w:ind w:left="216"/>
+        <w:pBdr>
+          <w:left w:val="thickThinSmallGap" w:sz="24" w:space="8" w:color="6B3FA0"/>
+        </w:pBdr>
+        <w:spacing w:before="0" w:after="60"/>
       </w:pPr>
       <w:r>
         <w:t>3. The seniors lead; the adults confirm and bless; the cohort witnesses.</w:t>
@@ -250,24 +499,40 @@
     </w:p>
     <w:p>
       <w:pPr>
-        <w:ind w:left="216"/>
+        <w:pBdr>
+          <w:left w:val="thickThinSmallGap" w:sz="24" w:space="8" w:color="6B3FA0"/>
+        </w:pBdr>
+        <w:spacing w:before="0" w:after="60"/>
       </w:pPr>
       <w:r>
         <w:rPr>
           <w:b/>
           <w:color w:val="595959"/>
         </w:rPr>
-        <w:t>GUARD:</w:t>
+        <w:t xml:space="preserve">GUARD: </w:t>
       </w:r>
       <w:r>
-        <w:t xml:space="preserve"> Any unconfirmed sign-off was settled privately weeks ago — NEVER discovered today. If the team somehow arrives unsettled, stop and settle before the session, even at the cost of a delay. Section 6 protocols stand.</w:t>
+        <w:t>Any unconfirmed sign-off was settled privately weeks ago — NEVER discovered today. If the team somehow arrives unsettled, stop and settle before the session, even at the cost of a delay. Section 6 protocols stand.</w:t>
       </w:r>
     </w:p>
     <w:p>
       <w:pPr>
         <w:keepNext/>
-        <w:spacing w:before="160" w:after="20"/>
+        <w:pBdr>
+          <w:left w:val="single" w:sz="24" w:space="8" w:color="1F4E79"/>
+        </w:pBdr>
+        <w:shd w:val="clear" w:color="auto" w:fill="DEEAF6"/>
+        <w:spacing w:before="160" w:after="40"/>
       </w:pPr>
+      <w:r>
+        <w:rPr>
+          <w:rFonts w:ascii="Cambria" w:hAnsi="Cambria"/>
+          <w:b/>
+          <w:color w:val="1F4E79"/>
+          <w:sz w:val="30"/>
+        </w:rPr>
+        <w:t>312</w:t>
+      </w:r>
       <w:r>
         <w:rPr>
           <w:rFonts w:ascii="Cambria" w:hAnsi="Cambria"/>
@@ -275,13 +540,32 @@
           <w:color w:val="2C5F2D"/>
           <w:sz w:val="24"/>
         </w:rPr>
-        <w:t>Slide 5 — Welcome and Framing — a Gate, Not a Graduation</w:t>
+        <w:t xml:space="preserve">   Welcome and Framing — a Gate, Not a Graduation</w:t>
+      </w:r>
+      <w:r>
+        <w:rPr>
+          <w:b/>
+          <w:color w:val="1F4E79"/>
+          <w:sz w:val="17"/>
+        </w:rPr>
+        <w:t xml:space="preserve">    CONTAINER HOLDER</w:t>
+      </w:r>
+      <w:r>
+        <w:rPr>
+          <w:b w:val="0"/>
+          <w:color w:val="7F7F7F"/>
+          <w:sz w:val="16"/>
+        </w:rPr>
+        <w:t xml:space="preserve">   · slide 5 of 15</w:t>
       </w:r>
     </w:p>
     <w:p>
       <w:pPr>
         <w:keepNext/>
-        <w:spacing w:after="40"/>
+        <w:pBdr>
+          <w:left w:val="single" w:sz="24" w:space="8" w:color="1F4E79"/>
+        </w:pBdr>
+        <w:spacing w:before="0" w:after="60"/>
       </w:pPr>
       <w:r>
         <w:rPr>
@@ -289,12 +573,30 @@
           <w:color w:val="6B8E3F"/>
           <w:sz w:val="18"/>
         </w:rPr>
-        <w:t>S22 · 7:00–7:08 · LEAD: CONTAINER HOLDER CIRCLE</w:t>
+        <w:t xml:space="preserve">S22 · 7:00–7:08 · </w:t>
+      </w:r>
+      <w:r>
+        <w:rPr>
+          <w:b/>
+          <w:color w:val="1F4E79"/>
+          <w:sz w:val="18"/>
+        </w:rPr>
+        <w:t>LEAD: CONTAINER HOLDER CIRCLE</w:t>
+      </w:r>
+      <w:r>
+        <w:rPr>
+          <w:b/>
+          <w:color w:val="6B8E3F"/>
+          <w:sz w:val="18"/>
+        </w:rPr>
       </w:r>
     </w:p>
     <w:p>
       <w:pPr>
-        <w:ind w:left="216"/>
+        <w:pBdr>
+          <w:left w:val="single" w:sz="24" w:space="8" w:color="1F4E79"/>
+        </w:pBdr>
+        <w:spacing w:before="0" w:after="20"/>
       </w:pPr>
       <w:r>
         <w:rPr>
@@ -306,7 +608,10 @@
     </w:p>
     <w:p>
       <w:pPr>
-        <w:ind w:left="216"/>
+        <w:pBdr>
+          <w:left w:val="single" w:sz="24" w:space="8" w:color="1F4E79"/>
+        </w:pBdr>
+        <w:spacing w:before="0" w:after="60"/>
       </w:pPr>
       <w:r>
         <w:t>1. Five minutes total — the small budget is the point; the night is handed over fast.</w:t>
@@ -314,7 +619,10 @@
     </w:p>
     <w:p>
       <w:pPr>
-        <w:ind w:left="216"/>
+        <w:pBdr>
+          <w:left w:val="single" w:sz="24" w:space="8" w:color="1F4E79"/>
+        </w:pBdr>
+        <w:spacing w:before="0" w:after="60"/>
       </w:pPr>
       <w:r>
         <w:t>2. Say the distinction plainly: a graduation sends you out of a room; today opens a door further in — FC1 means a serving place in this body, beginning, not finishing.</w:t>
@@ -322,7 +630,10 @@
     </w:p>
     <w:p>
       <w:pPr>
-        <w:ind w:left="216"/>
+        <w:pBdr>
+          <w:left w:val="single" w:sz="24" w:space="8" w:color="1F4E79"/>
+        </w:pBdr>
+        <w:spacing w:before="0" w:after="60"/>
       </w:pPr>
       <w:r>
         <w:t>3. Name the four movements so the room can follow the architecture — and flag the last one: the Lab date before anyone leaves is the proof today is a beginning.</w:t>
@@ -330,7 +641,10 @@
     </w:p>
     <w:p>
       <w:pPr>
-        <w:ind w:left="216"/>
+        <w:pBdr>
+          <w:left w:val="single" w:sz="24" w:space="8" w:color="1F4E79"/>
+        </w:pBdr>
+        <w:spacing w:before="0" w:after="60"/>
       </w:pPr>
       <w:r>
         <w:t>4. Close: 'Seniors, the room is yours' — lean in one more time, because true things deserve witnesses.</w:t>
@@ -338,24 +652,40 @@
     </w:p>
     <w:p>
       <w:pPr>
-        <w:ind w:left="216"/>
+        <w:pBdr>
+          <w:left w:val="single" w:sz="24" w:space="8" w:color="1F4E79"/>
+        </w:pBdr>
+        <w:spacing w:before="0" w:after="60"/>
       </w:pPr>
       <w:r>
         <w:rPr>
           <w:b/>
           <w:color w:val="595959"/>
         </w:rPr>
-        <w:t>PAIR LEAD:</w:t>
+        <w:t xml:space="preserve">PAIR LEAD: </w:t>
       </w:r>
       <w:r>
-        <w:t xml:space="preserve"> name the leading pair in the welcome — two leaders hold tonight, and the room will see the evening handed back and forth between them; that is the design. The pair practices the session together beforehand.</w:t>
+        <w:t>name the leading pair in the welcome — two leaders hold tonight, and the room will see the evening handed back and forth between them; that is the design. The pair practices the session together beforehand.</w:t>
       </w:r>
     </w:p>
     <w:p>
       <w:pPr>
         <w:keepNext/>
-        <w:spacing w:before="160" w:after="20"/>
+        <w:pBdr>
+          <w:left w:val="double" w:sz="12" w:space="8" w:color="B45309"/>
+        </w:pBdr>
+        <w:shd w:val="clear" w:color="auto" w:fill="FCE9D6"/>
+        <w:spacing w:before="160" w:after="40"/>
       </w:pPr>
+      <w:r>
+        <w:rPr>
+          <w:rFonts w:ascii="Cambria" w:hAnsi="Cambria"/>
+          <w:b/>
+          <w:color w:val="B45309"/>
+          <w:sz w:val="30"/>
+        </w:rPr>
+        <w:t>313</w:t>
+      </w:r>
       <w:r>
         <w:rPr>
           <w:rFonts w:ascii="Cambria" w:hAnsi="Cambria"/>
@@ -363,13 +693,32 @@
           <w:color w:val="2C5F2D"/>
           <w:sz w:val="24"/>
         </w:rPr>
-        <w:t>Slide 6 — The Final Rep — the Container Opened</w:t>
+        <w:t xml:space="preserve">   The Final Rep — the Container Opened</w:t>
+      </w:r>
+      <w:r>
+        <w:rPr>
+          <w:b/>
+          <w:color w:val="B45309"/>
+          <w:sz w:val="17"/>
+        </w:rPr>
+        <w:t xml:space="preserve">    CONTENT PRESENTER</w:t>
+      </w:r>
+      <w:r>
+        <w:rPr>
+          <w:b w:val="0"/>
+          <w:color w:val="7F7F7F"/>
+          <w:sz w:val="16"/>
+        </w:rPr>
+        <w:t xml:space="preserve">   · slide 6 of 15</w:t>
       </w:r>
     </w:p>
     <w:p>
       <w:pPr>
         <w:keepNext/>
-        <w:spacing w:after="40"/>
+        <w:pBdr>
+          <w:left w:val="double" w:sz="12" w:space="8" w:color="B45309"/>
+        </w:pBdr>
+        <w:spacing w:before="0" w:after="60"/>
       </w:pPr>
       <w:r>
         <w:rPr>
@@ -377,12 +726,30 @@
           <w:color w:val="6B8E3F"/>
           <w:sz w:val="18"/>
         </w:rPr>
-        <w:t>S22 · 7:25–7:35 · LEAD: CONTENT PRESENTER CIRCLE</w:t>
+        <w:t xml:space="preserve">S22 · 7:25–7:35 · </w:t>
+      </w:r>
+      <w:r>
+        <w:rPr>
+          <w:b/>
+          <w:color w:val="B45309"/>
+          <w:sz w:val="18"/>
+        </w:rPr>
+        <w:t>LEAD: CONTENT PRESENTER CIRCLE</w:t>
+      </w:r>
+      <w:r>
+        <w:rPr>
+          <w:b/>
+          <w:color w:val="6B8E3F"/>
+          <w:sz w:val="18"/>
+        </w:rPr>
       </w:r>
     </w:p>
     <w:p>
       <w:pPr>
-        <w:ind w:left="216"/>
+        <w:pBdr>
+          <w:left w:val="double" w:sz="12" w:space="8" w:color="B45309"/>
+        </w:pBdr>
+        <w:spacing w:before="0" w:after="20"/>
       </w:pPr>
       <w:r>
         <w:rPr>
@@ -394,7 +761,10 @@
     </w:p>
     <w:p>
       <w:pPr>
-        <w:ind w:left="216"/>
+        <w:pBdr>
+          <w:left w:val="double" w:sz="12" w:space="8" w:color="B45309"/>
+        </w:pBdr>
+        <w:spacing w:before="0" w:after="60"/>
       </w:pPr>
       <w:r>
         <w:t>1. One senior opens the full protocol from memory — no script, no cards; the whole room participates as every week.</w:t>
@@ -402,7 +772,10 @@
     </w:p>
     <w:p>
       <w:pPr>
-        <w:ind w:left="216"/>
+        <w:pBdr>
+          <w:left w:val="double" w:sz="12" w:space="8" w:color="B45309"/>
+        </w:pBdr>
+        <w:spacing w:before="0" w:after="60"/>
       </w:pPr>
       <w:r>
         <w:t>2. Every other senior speaks one container condition — Safe, Present, Clear, Intentional — in their own words with one true story of holding it while leading, 60–90 seconds each. The closing senior is held in reserve for Block 9.</w:t>
@@ -410,7 +783,10 @@
     </w:p>
     <w:p>
       <w:pPr>
-        <w:ind w:left="216"/>
+        <w:pBdr>
+          <w:left w:val="double" w:sz="12" w:space="8" w:color="B45309"/>
+        </w:pBdr>
+        <w:spacing w:before="0" w:after="60"/>
       </w:pPr>
       <w:r>
         <w:t>3. Your whole job: sit still and let them.</w:t>
@@ -418,24 +794,40 @@
     </w:p>
     <w:p>
       <w:pPr>
-        <w:ind w:left="216"/>
+        <w:pBdr>
+          <w:left w:val="double" w:sz="12" w:space="8" w:color="B45309"/>
+        </w:pBdr>
+        <w:spacing w:before="0" w:after="60"/>
       </w:pPr>
       <w:r>
         <w:rPr>
           <w:b/>
           <w:color w:val="595959"/>
         </w:rPr>
-        <w:t>CUES:</w:t>
+        <w:t xml:space="preserve">CUES: </w:t>
       </w:r>
       <w:r>
-        <w:t xml:space="preserve"> Grace protocol, decided in advance. A freeze: calm, from your seat — 'Take a breath. You have opened this container more times than anyone in this room but me. Start with Safe.' If they cannot continue: stand with them, hand on shoulder, tell the room the truth of their year, and finish it TOGETHER. The gate was passed weeks ago; today is the witness. A stumble is never the story of the night — never mentioned again in any tone but tenderness.</w:t>
+        <w:t>Grace protocol, decided in advance. A freeze: calm, from your seat — 'Take a breath. You have opened this container more times than anyone in this room but me. Start with Safe.' If they cannot continue: stand with them, hand on shoulder, tell the room the truth of their year, and finish it TOGETHER. The gate was passed weeks ago; today is the witness. A stumble is never the story of the night — never mentioned again in any tone but tenderness.</w:t>
       </w:r>
     </w:p>
     <w:p>
       <w:pPr>
         <w:keepNext/>
-        <w:spacing w:before="160" w:after="20"/>
+        <w:pBdr>
+          <w:left w:val="double" w:sz="12" w:space="8" w:color="B45309"/>
+        </w:pBdr>
+        <w:shd w:val="clear" w:color="auto" w:fill="FCE9D6"/>
+        <w:spacing w:before="160" w:after="40"/>
       </w:pPr>
+      <w:r>
+        <w:rPr>
+          <w:rFonts w:ascii="Cambria" w:hAnsi="Cambria"/>
+          <w:b/>
+          <w:color w:val="B45309"/>
+          <w:sz w:val="30"/>
+        </w:rPr>
+        <w:t>314</w:t>
+      </w:r>
       <w:r>
         <w:rPr>
           <w:rFonts w:ascii="Cambria" w:hAnsi="Cambria"/>
@@ -443,13 +835,32 @@
           <w:color w:val="2C5F2D"/>
           <w:sz w:val="24"/>
         </w:rPr>
-        <w:t>Slide 7 — The Word Over the Night</w:t>
+        <w:t xml:space="preserve">   The Word Over the Night</w:t>
+      </w:r>
+      <w:r>
+        <w:rPr>
+          <w:b/>
+          <w:color w:val="B45309"/>
+          <w:sz w:val="17"/>
+        </w:rPr>
+        <w:t xml:space="preserve">    CONTENT PRESENTER</w:t>
+      </w:r>
+      <w:r>
+        <w:rPr>
+          <w:b w:val="0"/>
+          <w:color w:val="7F7F7F"/>
+          <w:sz w:val="16"/>
+        </w:rPr>
+        <w:t xml:space="preserve">   · slide 7 of 15</w:t>
       </w:r>
     </w:p>
     <w:p>
       <w:pPr>
         <w:keepNext/>
-        <w:spacing w:after="40"/>
+        <w:pBdr>
+          <w:left w:val="double" w:sz="12" w:space="8" w:color="B45309"/>
+        </w:pBdr>
+        <w:spacing w:before="0" w:after="60"/>
       </w:pPr>
       <w:r>
         <w:rPr>
@@ -457,12 +868,30 @@
           <w:color w:val="6B8E3F"/>
           <w:sz w:val="18"/>
         </w:rPr>
-        <w:t>S22 · 7:35–7:41 · LEAD: CONTENT PRESENTER CIRCLE</w:t>
+        <w:t xml:space="preserve">S22 · 7:35–7:41 · </w:t>
+      </w:r>
+      <w:r>
+        <w:rPr>
+          <w:b/>
+          <w:color w:val="B45309"/>
+          <w:sz w:val="18"/>
+        </w:rPr>
+        <w:t>LEAD: CONTENT PRESENTER CIRCLE</w:t>
+      </w:r>
+      <w:r>
+        <w:rPr>
+          <w:b/>
+          <w:color w:val="6B8E3F"/>
+          <w:sz w:val="18"/>
+        </w:rPr>
       </w:r>
     </w:p>
     <w:p>
       <w:pPr>
-        <w:ind w:left="216"/>
+        <w:pBdr>
+          <w:left w:val="double" w:sz="12" w:space="8" w:color="B45309"/>
+        </w:pBdr>
+        <w:spacing w:before="0" w:after="20"/>
       </w:pPr>
       <w:r>
         <w:rPr>
@@ -474,7 +903,10 @@
     </w:p>
     <w:p>
       <w:pPr>
-        <w:ind w:left="216"/>
+        <w:pBdr>
+          <w:left w:val="double" w:sz="12" w:space="8" w:color="B45309"/>
+        </w:pBdr>
+        <w:spacing w:before="0" w:after="60"/>
       </w:pPr>
       <w:r>
         <w:t>1. Read 2 Timothy 2:2 and 1 Timothy 4:12 from the physical Bible.</w:t>
@@ -482,7 +914,10 @@
     </w:p>
     <w:p>
       <w:pPr>
-        <w:ind w:left="216"/>
+        <w:pBdr>
+          <w:left w:val="double" w:sz="12" w:space="8" w:color="B45309"/>
+        </w:pBdr>
+        <w:spacing w:before="0" w:after="60"/>
       </w:pPr>
       <w:r>
         <w:t>2. Frame briefly: count the generations — Paul, Timothy, the faithful, the others also — and notice where the handing happens: in the presence of many witnesses, in a room like this one. Today the third generation stands up, and the fourth is already sitting here.</w:t>
@@ -490,7 +925,10 @@
     </w:p>
     <w:p>
       <w:pPr>
-        <w:ind w:left="216"/>
+        <w:pBdr>
+          <w:left w:val="double" w:sz="12" w:space="8" w:color="B45309"/>
+        </w:pBdr>
+        <w:spacing w:before="0" w:after="60"/>
       </w:pPr>
       <w:r>
         <w:t>3. 1 Timothy 4:12: written to a young leader wondering if he was too young — today this room does the opposite of despising.</w:t>
@@ -498,7 +936,10 @@
     </w:p>
     <w:p>
       <w:pPr>
-        <w:ind w:left="216"/>
+        <w:pBdr>
+          <w:left w:val="double" w:sz="12" w:space="8" w:color="B45309"/>
+        </w:pBdr>
+        <w:spacing w:before="0" w:after="60"/>
       </w:pPr>
       <w:r>
         <w:t>4. Pray, then move — the movements are waiting.</w:t>
@@ -507,8 +948,21 @@
     <w:p>
       <w:pPr>
         <w:keepNext/>
-        <w:spacing w:before="160" w:after="20"/>
+        <w:pBdr>
+          <w:left w:val="double" w:sz="12" w:space="8" w:color="B45309"/>
+        </w:pBdr>
+        <w:shd w:val="clear" w:color="auto" w:fill="FCE9D6"/>
+        <w:spacing w:before="160" w:after="40"/>
       </w:pPr>
+      <w:r>
+        <w:rPr>
+          <w:rFonts w:ascii="Cambria" w:hAnsi="Cambria"/>
+          <w:b/>
+          <w:color w:val="B45309"/>
+          <w:sz w:val="30"/>
+        </w:rPr>
+        <w:t>315</w:t>
+      </w:r>
       <w:r>
         <w:rPr>
           <w:rFonts w:ascii="Cambria" w:hAnsi="Cambria"/>
@@ -516,13 +970,32 @@
           <w:color w:val="2C5F2D"/>
           <w:sz w:val="24"/>
         </w:rPr>
-        <w:t>Slide 8 — The Three Rules Read Aloud</w:t>
+        <w:t xml:space="preserve">   The Three Rules Read Aloud</w:t>
+      </w:r>
+      <w:r>
+        <w:rPr>
+          <w:b/>
+          <w:color w:val="B45309"/>
+          <w:sz w:val="17"/>
+        </w:rPr>
+        <w:t xml:space="preserve">    CONTENT PRESENTER</w:t>
+      </w:r>
+      <w:r>
+        <w:rPr>
+          <w:b w:val="0"/>
+          <w:color w:val="7F7F7F"/>
+          <w:sz w:val="16"/>
+        </w:rPr>
+        <w:t xml:space="preserve">   · slide 8 of 15</w:t>
       </w:r>
     </w:p>
     <w:p>
       <w:pPr>
         <w:keepNext/>
-        <w:spacing w:after="40"/>
+        <w:pBdr>
+          <w:left w:val="double" w:sz="12" w:space="8" w:color="B45309"/>
+        </w:pBdr>
+        <w:spacing w:before="0" w:after="60"/>
       </w:pPr>
       <w:r>
         <w:rPr>
@@ -530,12 +1003,30 @@
           <w:color w:val="6B8E3F"/>
           <w:sz w:val="18"/>
         </w:rPr>
-        <w:t>S22 · 7:41–7:47 · LEAD: CONTENT PRESENTER CIRCLE</w:t>
+        <w:t xml:space="preserve">S22 · 7:41–7:47 · </w:t>
+      </w:r>
+      <w:r>
+        <w:rPr>
+          <w:b/>
+          <w:color w:val="B45309"/>
+          <w:sz w:val="18"/>
+        </w:rPr>
+        <w:t>LEAD: CONTENT PRESENTER CIRCLE</w:t>
+      </w:r>
+      <w:r>
+        <w:rPr>
+          <w:b/>
+          <w:color w:val="6B8E3F"/>
+          <w:sz w:val="18"/>
+        </w:rPr>
       </w:r>
     </w:p>
     <w:p>
       <w:pPr>
-        <w:ind w:left="216"/>
+        <w:pBdr>
+          <w:left w:val="double" w:sz="12" w:space="8" w:color="B45309"/>
+        </w:pBdr>
+        <w:spacing w:before="0" w:after="20"/>
       </w:pPr>
       <w:r>
         <w:rPr>
@@ -547,7 +1038,10 @@
     </w:p>
     <w:p>
       <w:pPr>
-        <w:ind w:left="216"/>
+        <w:pBdr>
+          <w:left w:val="double" w:sz="12" w:space="8" w:color="B45309"/>
+        </w:pBdr>
+        <w:spacing w:before="0" w:after="60"/>
       </w:pPr>
       <w:r>
         <w:t>1. Frame: the whole room hears the boundaries its young leaders keep — not a leash, the frame that lets a sixteen-year-old lead this room and every parent sleep at night.</w:t>
@@ -555,7 +1049,10 @@
     </w:p>
     <w:p>
       <w:pPr>
-        <w:ind w:left="216"/>
+        <w:pBdr>
+          <w:left w:val="double" w:sz="12" w:space="8" w:color="B45309"/>
+        </w:pBdr>
+        <w:spacing w:before="0" w:after="60"/>
       </w:pPr>
       <w:r>
         <w:t>2. Read the three rules VERBATIM from the handbook: a CiF never counts as one of the two adults; a CiF never takes a disclosure — hands it to the adult immediately; lead only a block you have first received.</w:t>
@@ -563,7 +1060,10 @@
     </w:p>
     <w:p>
       <w:pPr>
-        <w:ind w:left="216"/>
+        <w:pBdr>
+          <w:left w:val="double" w:sz="12" w:space="8" w:color="B45309"/>
+        </w:pBdr>
+        <w:spacing w:before="0" w:after="60"/>
       </w:pPr>
       <w:r>
         <w:t>3. Optional (team's pre-decided call): the Lead reads each first line and the seniors read them back together.</w:t>
@@ -571,7 +1071,10 @@
     </w:p>
     <w:p>
       <w:pPr>
-        <w:ind w:left="216"/>
+        <w:pBdr>
+          <w:left w:val="double" w:sz="12" w:space="8" w:color="B45309"/>
+        </w:pBdr>
+        <w:spacing w:before="0" w:after="60"/>
       </w:pPr>
       <w:r>
         <w:t>4. Close the movement: these rules never bend — not for talent, not for a short-handed night; handing the heavy thing over is the strong, faithful move, never a failure.</w:t>
@@ -580,8 +1083,21 @@
     <w:p>
       <w:pPr>
         <w:keepNext/>
-        <w:spacing w:before="160" w:after="20"/>
+        <w:pBdr>
+          <w:left w:val="double" w:sz="12" w:space="8" w:color="B45309"/>
+        </w:pBdr>
+        <w:shd w:val="clear" w:color="auto" w:fill="FCE9D6"/>
+        <w:spacing w:before="160" w:after="40"/>
       </w:pPr>
+      <w:r>
+        <w:rPr>
+          <w:rFonts w:ascii="Cambria" w:hAnsi="Cambria"/>
+          <w:b/>
+          <w:color w:val="B45309"/>
+          <w:sz w:val="30"/>
+        </w:rPr>
+        <w:t>316</w:t>
+      </w:r>
       <w:r>
         <w:rPr>
           <w:rFonts w:ascii="Cambria" w:hAnsi="Cambria"/>
@@ -589,13 +1105,32 @@
           <w:color w:val="2C5F2D"/>
           <w:sz w:val="24"/>
         </w:rPr>
-        <w:t>Slide 9 — The Covering Named</w:t>
+        <w:t xml:space="preserve">   The Covering Named</w:t>
+      </w:r>
+      <w:r>
+        <w:rPr>
+          <w:b/>
+          <w:color w:val="B45309"/>
+          <w:sz w:val="17"/>
+        </w:rPr>
+        <w:t xml:space="preserve">    CONTENT PRESENTER</w:t>
+      </w:r>
+      <w:r>
+        <w:rPr>
+          <w:b w:val="0"/>
+          <w:color w:val="7F7F7F"/>
+          <w:sz w:val="16"/>
+        </w:rPr>
+        <w:t xml:space="preserve">   · slide 9 of 15</w:t>
       </w:r>
     </w:p>
     <w:p>
       <w:pPr>
         <w:keepNext/>
-        <w:spacing w:after="40"/>
+        <w:pBdr>
+          <w:left w:val="double" w:sz="12" w:space="8" w:color="B45309"/>
+        </w:pBdr>
+        <w:spacing w:before="0" w:after="60"/>
       </w:pPr>
       <w:r>
         <w:rPr>
@@ -603,12 +1138,30 @@
           <w:color w:val="6B8E3F"/>
           <w:sz w:val="18"/>
         </w:rPr>
-        <w:t>S22 · 7:47–7:54 · LEAD: CONTENT PRESENTER CIRCLE</w:t>
+        <w:t xml:space="preserve">S22 · 7:47–7:54 · </w:t>
+      </w:r>
+      <w:r>
+        <w:rPr>
+          <w:b/>
+          <w:color w:val="B45309"/>
+          <w:sz w:val="18"/>
+        </w:rPr>
+        <w:t>LEAD: CONTENT PRESENTER CIRCLE</w:t>
+      </w:r>
+      <w:r>
+        <w:rPr>
+          <w:b/>
+          <w:color w:val="6B8E3F"/>
+          <w:sz w:val="18"/>
+        </w:rPr>
       </w:r>
     </w:p>
     <w:p>
       <w:pPr>
-        <w:ind w:left="216"/>
+        <w:pBdr>
+          <w:left w:val="double" w:sz="12" w:space="8" w:color="B45309"/>
+        </w:pBdr>
+        <w:spacing w:before="0" w:after="20"/>
       </w:pPr>
       <w:r>
         <w:rPr>
@@ -620,7 +1173,10 @@
     </w:p>
     <w:p>
       <w:pPr>
-        <w:ind w:left="216"/>
+        <w:pBdr>
+          <w:left w:val="double" w:sz="12" w:space="8" w:color="B45309"/>
+        </w:pBdr>
+        <w:spacing w:before="0" w:after="60"/>
       </w:pPr>
       <w:r>
         <w:t>1. Frame: an FC1 never leads uncovered; a covering that is public is a covering that holds.</w:t>
@@ -628,7 +1184,10 @@
     </w:p>
     <w:p>
       <w:pPr>
-        <w:ind w:left="216"/>
+        <w:pBdr>
+          <w:left w:val="double" w:sz="12" w:space="8" w:color="B45309"/>
+        </w:pBdr>
+        <w:spacing w:before="0" w:after="60"/>
       </w:pPr>
       <w:r>
         <w:t>2. Per senior (~90 sec): each stands and says plainly 'When I am over my head, I call ___' — name and relationship; a covering person present stands where they are.</w:t>
@@ -636,7 +1195,10 @@
     </w:p>
     <w:p>
       <w:pPr>
-        <w:ind w:left="216"/>
+        <w:pBdr>
+          <w:left w:val="double" w:sz="12" w:space="8" w:color="B45309"/>
+        </w:pBdr>
+        <w:spacing w:before="0" w:after="60"/>
       </w:pPr>
       <w:r>
         <w:t>3. Confirm the sign-off aloud: the parent — 'I confirm it' — then the Lead Companion.</w:t>
@@ -644,7 +1206,10 @@
     </w:p>
     <w:p>
       <w:pPr>
-        <w:ind w:left="216"/>
+        <w:pBdr>
+          <w:left w:val="double" w:sz="12" w:space="8" w:color="B45309"/>
+        </w:pBdr>
+        <w:spacing w:before="0" w:after="60"/>
       </w:pPr>
       <w:r>
         <w:t>4. The senior writes the covering name on their Commissioning Card in the circle — ink, not intention.</w:t>
@@ -652,32 +1217,58 @@
     </w:p>
     <w:p>
       <w:pPr>
-        <w:ind w:left="216"/>
+        <w:pBdr>
+          <w:left w:val="double" w:sz="12" w:space="8" w:color="B45309"/>
+        </w:pBdr>
+        <w:spacing w:before="0" w:after="60"/>
       </w:pPr>
       <w:r>
         <w:rPr>
           <w:b/>
           <w:color w:val="595959"/>
         </w:rPr>
-        <w:t>GUARD:</w:t>
+        <w:t xml:space="preserve">GUARD: </w:t>
       </w:r>
       <w:r>
-        <w:t xml:space="preserve"> A deferred sign-off was handled privately in Week 15's week, with a hopeful path — it NEVER surfaces as news today; that senior is honored by name in the blessing block, no explanation to the room.</w:t>
+        <w:t>A deferred sign-off was handled privately in Week 15's week, with a hopeful path — it NEVER surfaces as news today; that senior is honored by name in the blessing block, no explanation to the room.</w:t>
       </w:r>
     </w:p>
     <w:p>
       <w:pPr>
-        <w:ind w:left="216"/>
+        <w:pBdr>
+          <w:left w:val="double" w:sz="12" w:space="8" w:color="B45309"/>
+        </w:pBdr>
+        <w:spacing w:before="0" w:after="60"/>
       </w:pPr>
       <w:r>
-        <w:t>SUB: The confirmation belongs to those who did the discernment. Covering for the founder, relay his word by name — 'John confirmed it before today; I carry that confirmation' — never as your own judgment.</w:t>
+        <w:rPr>
+          <w:b/>
+          <w:color w:val="595959"/>
+        </w:rPr>
+        <w:t xml:space="preserve">SUB: </w:t>
+      </w:r>
+      <w:r>
+        <w:t>The confirmation belongs to those who did the discernment. Covering for the founder, relay his word by name — 'John confirmed it before today; I carry that confirmation' — never as your own judgment.</w:t>
       </w:r>
     </w:p>
     <w:p>
       <w:pPr>
         <w:keepNext/>
-        <w:spacing w:before="160" w:after="20"/>
+        <w:pBdr>
+          <w:left w:val="double" w:sz="12" w:space="8" w:color="B45309"/>
+        </w:pBdr>
+        <w:shd w:val="clear" w:color="auto" w:fill="FCE9D6"/>
+        <w:spacing w:before="160" w:after="40"/>
       </w:pPr>
+      <w:r>
+        <w:rPr>
+          <w:rFonts w:ascii="Cambria" w:hAnsi="Cambria"/>
+          <w:b/>
+          <w:color w:val="B45309"/>
+          <w:sz w:val="30"/>
+        </w:rPr>
+        <w:t>317</w:t>
+      </w:r>
       <w:r>
         <w:rPr>
           <w:rFonts w:ascii="Cambria" w:hAnsi="Cambria"/>
@@ -685,13 +1276,32 @@
           <w:color w:val="2C5F2D"/>
           <w:sz w:val="24"/>
         </w:rPr>
-        <w:t>Slide 10 — The Commissioning</w:t>
+        <w:t xml:space="preserve">   The Commissioning</w:t>
+      </w:r>
+      <w:r>
+        <w:rPr>
+          <w:b/>
+          <w:color w:val="B45309"/>
+          <w:sz w:val="17"/>
+        </w:rPr>
+        <w:t xml:space="preserve">    CONTENT PRESENTER</w:t>
+      </w:r>
+      <w:r>
+        <w:rPr>
+          <w:b w:val="0"/>
+          <w:color w:val="7F7F7F"/>
+          <w:sz w:val="16"/>
+        </w:rPr>
+        <w:t xml:space="preserve">   · slide 10 of 15</w:t>
       </w:r>
     </w:p>
     <w:p>
       <w:pPr>
         <w:keepNext/>
-        <w:spacing w:after="40"/>
+        <w:pBdr>
+          <w:left w:val="double" w:sz="12" w:space="8" w:color="B45309"/>
+        </w:pBdr>
+        <w:spacing w:before="0" w:after="60"/>
       </w:pPr>
       <w:r>
         <w:rPr>
@@ -699,12 +1309,30 @@
           <w:color w:val="6B8E3F"/>
           <w:sz w:val="18"/>
         </w:rPr>
-        <w:t>S22 · 7:54–8:10 · LEAD: CONTENT PRESENTER CIRCLE</w:t>
+        <w:t xml:space="preserve">S22 · 7:54–8:10 · </w:t>
+      </w:r>
+      <w:r>
+        <w:rPr>
+          <w:b/>
+          <w:color w:val="B45309"/>
+          <w:sz w:val="18"/>
+        </w:rPr>
+        <w:t>LEAD: CONTENT PRESENTER CIRCLE</w:t>
+      </w:r>
+      <w:r>
+        <w:rPr>
+          <w:b/>
+          <w:color w:val="6B8E3F"/>
+          <w:sz w:val="18"/>
+        </w:rPr>
       </w:r>
     </w:p>
     <w:p>
       <w:pPr>
-        <w:ind w:left="216"/>
+        <w:pBdr>
+          <w:left w:val="double" w:sz="12" w:space="8" w:color="B45309"/>
+        </w:pBdr>
+        <w:spacing w:before="0" w:after="20"/>
       </w:pPr>
       <w:r>
         <w:rPr>
@@ -716,7 +1344,10 @@
     </w:p>
     <w:p>
       <w:pPr>
-        <w:ind w:left="216"/>
+        <w:pBdr>
+          <w:left w:val="double" w:sz="12" w:space="8" w:color="B45309"/>
+        </w:pBdr>
+        <w:spacing w:before="0" w:after="60"/>
       </w:pPr>
       <w:r>
         <w:t>1. Per senior (~4–5 min): stand center, family behind; two Companions speak prepared blessings from specific leading moments, 1–3 sentences; the parent adds ONE; the cohort speaks the Aaronic; hand them the Commissioning and Limits Cards — serve the body, keep the rules, call your covering, watch the signs.</w:t>
@@ -724,7 +1355,10 @@
     </w:p>
     <w:p>
       <w:pPr>
-        <w:ind w:left="216"/>
+        <w:pBdr>
+          <w:left w:val="double" w:sz="12" w:space="8" w:color="B45309"/>
+        </w:pBdr>
+        <w:spacing w:before="0" w:after="60"/>
       </w:pPr>
       <w:r>
         <w:t>2. The senior returns to the circle, not a seat apart.</w:t>
@@ -732,7 +1366,10 @@
     </w:p>
     <w:p>
       <w:pPr>
-        <w:ind w:left="216"/>
+        <w:pBdr>
+          <w:left w:val="double" w:sz="12" w:space="8" w:color="B45309"/>
+        </w:pBdr>
+        <w:spacing w:before="0" w:after="60"/>
       </w:pPr>
       <w:r>
         <w:t>3. Then the charge over them all, brief: own walk first; the rules when no one is checking; covering early, not late; the three signs; FC1 is a real and honorable place to stand.</w:t>
@@ -740,32 +1377,58 @@
     </w:p>
     <w:p>
       <w:pPr>
-        <w:ind w:left="216"/>
+        <w:pBdr>
+          <w:left w:val="double" w:sz="12" w:space="8" w:color="B45309"/>
+        </w:pBdr>
+        <w:spacing w:before="0" w:after="60"/>
       </w:pPr>
       <w:r>
         <w:rPr>
           <w:b/>
           <w:color w:val="595959"/>
         </w:rPr>
-        <w:t>CUES:</w:t>
+        <w:t xml:space="preserve">CUES: </w:t>
       </w:r>
       <w:r>
-        <w:t xml:space="preserve"> Blessing form = one specific witnessed sentence, not a speech. Tears under blessing are the night working — do not rush or rescue.</w:t>
+        <w:t>Blessing form = one specific witnessed sentence, not a speech. Tears under blessing are the night working — do not rush or rescue.</w:t>
       </w:r>
     </w:p>
     <w:p>
       <w:pPr>
-        <w:ind w:left="216"/>
+        <w:pBdr>
+          <w:left w:val="double" w:sz="12" w:space="8" w:color="B45309"/>
+        </w:pBdr>
+        <w:spacing w:before="0" w:after="60"/>
       </w:pPr>
       <w:r>
-        <w:t>SUB: Blessings must be their authors' own; the charge is the founder's — read it named as his or speak your own. A covering leader never reads the founder's blessing as their own.</w:t>
+        <w:rPr>
+          <w:b/>
+          <w:color w:val="595959"/>
+        </w:rPr>
+        <w:t xml:space="preserve">SUB: </w:t>
+      </w:r>
+      <w:r>
+        <w:t>Blessings must be their authors' own; the charge is the founder's — read it named as his or speak your own. A covering leader never reads the founder's blessing as their own.</w:t>
       </w:r>
     </w:p>
     <w:p>
       <w:pPr>
         <w:keepNext/>
-        <w:spacing w:before="160" w:after="20"/>
+        <w:pBdr>
+          <w:left w:val="double" w:sz="12" w:space="8" w:color="B45309"/>
+        </w:pBdr>
+        <w:shd w:val="clear" w:color="auto" w:fill="FCE9D6"/>
+        <w:spacing w:before="160" w:after="40"/>
       </w:pPr>
+      <w:r>
+        <w:rPr>
+          <w:rFonts w:ascii="Cambria" w:hAnsi="Cambria"/>
+          <w:b/>
+          <w:color w:val="B45309"/>
+          <w:sz w:val="30"/>
+        </w:rPr>
+        <w:t>318</w:t>
+      </w:r>
       <w:r>
         <w:rPr>
           <w:rFonts w:ascii="Cambria" w:hAnsi="Cambria"/>
@@ -773,13 +1436,32 @@
           <w:color w:val="2C5F2D"/>
           <w:sz w:val="24"/>
         </w:rPr>
-        <w:t>Slide 11 — The First Lab Scheduled</w:t>
+        <w:t xml:space="preserve">   The First Lab Scheduled</w:t>
+      </w:r>
+      <w:r>
+        <w:rPr>
+          <w:b/>
+          <w:color w:val="B45309"/>
+          <w:sz w:val="17"/>
+        </w:rPr>
+        <w:t xml:space="preserve">    CONTENT PRESENTER</w:t>
+      </w:r>
+      <w:r>
+        <w:rPr>
+          <w:b w:val="0"/>
+          <w:color w:val="7F7F7F"/>
+          <w:sz w:val="16"/>
+        </w:rPr>
+        <w:t xml:space="preserve">   · slide 11 of 15</w:t>
       </w:r>
     </w:p>
     <w:p>
       <w:pPr>
         <w:keepNext/>
-        <w:spacing w:after="40"/>
+        <w:pBdr>
+          <w:left w:val="double" w:sz="12" w:space="8" w:color="B45309"/>
+        </w:pBdr>
+        <w:spacing w:before="0" w:after="60"/>
       </w:pPr>
       <w:r>
         <w:rPr>
@@ -787,12 +1469,30 @@
           <w:color w:val="6B8E3F"/>
           <w:sz w:val="18"/>
         </w:rPr>
-        <w:t>S22 · 8:10–8:13 · LEAD: CONTENT PRESENTER CIRCLE</w:t>
+        <w:t xml:space="preserve">S22 · 8:10–8:13 · </w:t>
+      </w:r>
+      <w:r>
+        <w:rPr>
+          <w:b/>
+          <w:color w:val="B45309"/>
+          <w:sz w:val="18"/>
+        </w:rPr>
+        <w:t>LEAD: CONTENT PRESENTER CIRCLE</w:t>
+      </w:r>
+      <w:r>
+        <w:rPr>
+          <w:b/>
+          <w:color w:val="6B8E3F"/>
+          <w:sz w:val="18"/>
+        </w:rPr>
       </w:r>
     </w:p>
     <w:p>
       <w:pPr>
-        <w:ind w:left="216"/>
+        <w:pBdr>
+          <w:left w:val="double" w:sz="12" w:space="8" w:color="B45309"/>
+        </w:pBdr>
+        <w:spacing w:before="0" w:after="20"/>
       </w:pPr>
       <w:r>
         <w:rPr>
@@ -804,7 +1504,10 @@
     </w:p>
     <w:p>
       <w:pPr>
-        <w:ind w:left="216"/>
+        <w:pBdr>
+          <w:left w:val="double" w:sz="12" w:space="8" w:color="B45309"/>
+        </w:pBdr>
+        <w:spacing w:before="0" w:after="60"/>
       </w:pPr>
       <w:r>
         <w:t>1. Before anyone reaches for a coat: hold up the physical date card and announce Lab 1 of the spring serving cycle — day, date, time, place; new FC1s write it down now.</w:t>
@@ -812,7 +1515,10 @@
     </w:p>
     <w:p>
       <w:pPr>
-        <w:ind w:left="216"/>
+        <w:pBdr>
+          <w:left w:val="double" w:sz="12" w:space="8" w:color="B45309"/>
+        </w:pBdr>
+        <w:spacing w:before="0" w:after="60"/>
       </w:pPr>
       <w:r>
         <w:t>2. Name their Lab 1 assignment: bring one vital-signs observation from this room today, seen with the lens from the charge.</w:t>
@@ -820,7 +1526,10 @@
     </w:p>
     <w:p>
       <w:pPr>
-        <w:ind w:left="216"/>
+        <w:pBdr>
+          <w:left w:val="double" w:sz="12" w:space="8" w:color="B45309"/>
+        </w:pBdr>
+        <w:spacing w:before="0" w:after="60"/>
       </w:pPr>
       <w:r>
         <w:t>3. Say the why out loud: anyone can hold a beautiful ceremony — a date on a calendar is the proof today was a gate. These leaders begin in days.</w:t>
@@ -828,7 +1537,10 @@
     </w:p>
     <w:p>
       <w:pPr>
-        <w:ind w:left="216"/>
+        <w:pBdr>
+          <w:left w:val="double" w:sz="12" w:space="8" w:color="B45309"/>
+        </w:pBdr>
+        <w:spacing w:before="0" w:after="60"/>
       </w:pPr>
       <w:r>
         <w:t>4. One sentence to the younger teens: in a year or two, some of you will stand where these seniors stand — watch how they begin. No promises, no selection talk; just the door left visibly open.</w:t>
@@ -837,8 +1549,21 @@
     <w:p>
       <w:pPr>
         <w:keepNext/>
-        <w:spacing w:before="160" w:after="20"/>
+        <w:pBdr>
+          <w:left w:val="double" w:sz="12" w:space="8" w:color="B45309"/>
+        </w:pBdr>
+        <w:shd w:val="clear" w:color="auto" w:fill="FCE9D6"/>
+        <w:spacing w:before="160" w:after="40"/>
       </w:pPr>
+      <w:r>
+        <w:rPr>
+          <w:rFonts w:ascii="Cambria" w:hAnsi="Cambria"/>
+          <w:b/>
+          <w:color w:val="B45309"/>
+          <w:sz w:val="30"/>
+        </w:rPr>
+        <w:t>319</w:t>
+      </w:r>
       <w:r>
         <w:rPr>
           <w:rFonts w:ascii="Cambria" w:hAnsi="Cambria"/>
@@ -846,13 +1571,32 @@
           <w:color w:val="2C5F2D"/>
           <w:sz w:val="24"/>
         </w:rPr>
-        <w:t>Slide 12 — The Take-Home Sheet — the Daily Rhythm</w:t>
+        <w:t xml:space="preserve">   The Take-Home Sheet — the Daily Rhythm</w:t>
+      </w:r>
+      <w:r>
+        <w:rPr>
+          <w:b/>
+          <w:color w:val="B45309"/>
+          <w:sz w:val="17"/>
+        </w:rPr>
+        <w:t xml:space="preserve">    CONTENT PRESENTER</w:t>
+      </w:r>
+      <w:r>
+        <w:rPr>
+          <w:b w:val="0"/>
+          <w:color w:val="7F7F7F"/>
+          <w:sz w:val="16"/>
+        </w:rPr>
+        <w:t xml:space="preserve">   · slide 12 of 15</w:t>
       </w:r>
     </w:p>
     <w:p>
       <w:pPr>
         <w:keepNext/>
-        <w:spacing w:after="40"/>
+        <w:pBdr>
+          <w:left w:val="double" w:sz="12" w:space="8" w:color="B45309"/>
+        </w:pBdr>
+        <w:spacing w:before="0" w:after="60"/>
       </w:pPr>
       <w:r>
         <w:rPr>
@@ -860,12 +1604,30 @@
           <w:color w:val="6B8E3F"/>
           <w:sz w:val="18"/>
         </w:rPr>
-        <w:t>S22 · COMMISSIONING · LEAD: CONTENT PRESENTER</w:t>
+        <w:t xml:space="preserve">S22 · COMMISSIONING · </w:t>
+      </w:r>
+      <w:r>
+        <w:rPr>
+          <w:b/>
+          <w:color w:val="B45309"/>
+          <w:sz w:val="18"/>
+        </w:rPr>
+        <w:t>LEAD: CONTENT PRESENTER</w:t>
+      </w:r>
+      <w:r>
+        <w:rPr>
+          <w:b/>
+          <w:color w:val="6B8E3F"/>
+          <w:sz w:val="18"/>
+        </w:rPr>
       </w:r>
     </w:p>
     <w:p>
       <w:pPr>
-        <w:ind w:left="216"/>
+        <w:pBdr>
+          <w:left w:val="double" w:sz="12" w:space="8" w:color="B45309"/>
+        </w:pBdr>
+        <w:spacing w:before="0" w:after="20"/>
       </w:pPr>
       <w:r>
         <w:rPr>
@@ -877,7 +1639,10 @@
     </w:p>
     <w:p>
       <w:pPr>
-        <w:ind w:left="216"/>
+        <w:pBdr>
+          <w:left w:val="double" w:sz="12" w:space="8" w:color="B45309"/>
+        </w:pBdr>
+        <w:spacing w:before="0" w:after="60"/>
       </w:pPr>
       <w:r>
         <w:t>1. The sheet on the screen is the sheet in their hands — walk it, don't read it.</w:t>
@@ -885,7 +1650,10 @@
     </w:p>
     <w:p>
       <w:pPr>
-        <w:ind w:left="216"/>
+        <w:pBdr>
+          <w:left w:val="double" w:sz="12" w:space="8" w:color="B45309"/>
+        </w:pBdr>
+        <w:spacing w:before="0" w:after="60"/>
       </w:pPr>
       <w:r>
         <w:t>2. The standing rhythm first: the morning question, the evening journal line — one box per day on the week-grids.</w:t>
@@ -893,7 +1661,10 @@
     </w:p>
     <w:p>
       <w:pPr>
-        <w:ind w:left="216"/>
+        <w:pBdr>
+          <w:left w:val="double" w:sz="12" w:space="8" w:color="B45309"/>
+        </w:pBdr>
+        <w:spacing w:before="0" w:after="60"/>
       </w:pPr>
       <w:r>
         <w:t>3. A missed box is never a failure — it is an invitation to return.</w:t>
@@ -901,24 +1672,40 @@
     </w:p>
     <w:p>
       <w:pPr>
-        <w:ind w:left="216"/>
+        <w:pBdr>
+          <w:left w:val="double" w:sz="12" w:space="8" w:color="B45309"/>
+        </w:pBdr>
+        <w:spacing w:before="0" w:after="60"/>
       </w:pPr>
       <w:r>
         <w:rPr>
           <w:b/>
           <w:color w:val="595959"/>
         </w:rPr>
-        <w:t>CUES:</w:t>
+        <w:t xml:space="preserve">CUES: </w:t>
       </w:r>
       <w:r>
-        <w:t xml:space="preserve"> The four parts are the next slide.</w:t>
+        <w:t>The four parts are the next slide.</w:t>
       </w:r>
     </w:p>
     <w:p>
       <w:pPr>
         <w:keepNext/>
-        <w:spacing w:before="160" w:after="20"/>
+        <w:pBdr>
+          <w:left w:val="double" w:sz="12" w:space="8" w:color="B45309"/>
+        </w:pBdr>
+        <w:shd w:val="clear" w:color="auto" w:fill="FCE9D6"/>
+        <w:spacing w:before="160" w:after="40"/>
       </w:pPr>
+      <w:r>
+        <w:rPr>
+          <w:rFonts w:ascii="Cambria" w:hAnsi="Cambria"/>
+          <w:b/>
+          <w:color w:val="B45309"/>
+          <w:sz w:val="30"/>
+        </w:rPr>
+        <w:t>320</w:t>
+      </w:r>
       <w:r>
         <w:rPr>
           <w:rFonts w:ascii="Cambria" w:hAnsi="Cambria"/>
@@ -926,13 +1713,32 @@
           <w:color w:val="2C5F2D"/>
           <w:sz w:val="24"/>
         </w:rPr>
-        <w:t>Slide 13 — The Take-Home Sheet — the Four Parts</w:t>
+        <w:t xml:space="preserve">   The Take-Home Sheet — the Four Parts</w:t>
+      </w:r>
+      <w:r>
+        <w:rPr>
+          <w:b/>
+          <w:color w:val="B45309"/>
+          <w:sz w:val="17"/>
+        </w:rPr>
+        <w:t xml:space="preserve">    CONTENT PRESENTER</w:t>
+      </w:r>
+      <w:r>
+        <w:rPr>
+          <w:b w:val="0"/>
+          <w:color w:val="7F7F7F"/>
+          <w:sz w:val="16"/>
+        </w:rPr>
+        <w:t xml:space="preserve">   · slide 13 of 15</w:t>
       </w:r>
     </w:p>
     <w:p>
       <w:pPr>
         <w:keepNext/>
-        <w:spacing w:after="40"/>
+        <w:pBdr>
+          <w:left w:val="double" w:sz="12" w:space="8" w:color="B45309"/>
+        </w:pBdr>
+        <w:spacing w:before="0" w:after="60"/>
       </w:pPr>
       <w:r>
         <w:rPr>
@@ -940,12 +1746,30 @@
           <w:color w:val="6B8E3F"/>
           <w:sz w:val="18"/>
         </w:rPr>
-        <w:t>S22 · COMMISSIONING · LEAD: CONTENT PRESENTER</w:t>
+        <w:t xml:space="preserve">S22 · COMMISSIONING · </w:t>
+      </w:r>
+      <w:r>
+        <w:rPr>
+          <w:b/>
+          <w:color w:val="B45309"/>
+          <w:sz w:val="18"/>
+        </w:rPr>
+        <w:t>LEAD: CONTENT PRESENTER</w:t>
+      </w:r>
+      <w:r>
+        <w:rPr>
+          <w:b/>
+          <w:color w:val="6B8E3F"/>
+          <w:sz w:val="18"/>
+        </w:rPr>
       </w:r>
     </w:p>
     <w:p>
       <w:pPr>
-        <w:ind w:left="216"/>
+        <w:pBdr>
+          <w:left w:val="double" w:sz="12" w:space="8" w:color="B45309"/>
+        </w:pBdr>
+        <w:spacing w:before="0" w:after="20"/>
       </w:pPr>
       <w:r>
         <w:rPr>
@@ -957,7 +1781,10 @@
     </w:p>
     <w:p>
       <w:pPr>
-        <w:ind w:left="216"/>
+        <w:pBdr>
+          <w:left w:val="double" w:sz="12" w:space="8" w:color="B45309"/>
+        </w:pBdr>
+        <w:spacing w:before="0" w:after="60"/>
       </w:pPr>
       <w:r>
         <w:t>1. The four parts, in order: the homework practice, week one; the end-of-week-one check-in; the homework practice, week two; one sentence of preparation.</w:t>
@@ -965,7 +1792,10 @@
     </w:p>
     <w:p>
       <w:pPr>
-        <w:ind w:left="216"/>
+        <w:pBdr>
+          <w:left w:val="double" w:sz="12" w:space="8" w:color="B45309"/>
+        </w:pBdr>
+        <w:spacing w:before="0" w:after="60"/>
       </w:pPr>
       <w:r>
         <w:t>2. Check-in partners are named aloud before leaving this slide — the sheet has the line to write the name.</w:t>
@@ -973,24 +1803,40 @@
     </w:p>
     <w:p>
       <w:pPr>
-        <w:ind w:left="216"/>
+        <w:pBdr>
+          <w:left w:val="double" w:sz="12" w:space="8" w:color="B45309"/>
+        </w:pBdr>
+        <w:spacing w:before="0" w:after="60"/>
       </w:pPr>
       <w:r>
         <w:rPr>
           <w:b/>
           <w:color w:val="595959"/>
         </w:rPr>
-        <w:t>GUARD:</w:t>
+        <w:t xml:space="preserve">GUARD: </w:t>
       </w:r>
       <w:r>
-        <w:t xml:space="preserve"> The sheet-walk, not a re-teach.</w:t>
+        <w:t>The sheet-walk, not a re-teach.</w:t>
       </w:r>
     </w:p>
     <w:p>
       <w:pPr>
         <w:keepNext/>
-        <w:spacing w:before="160" w:after="20"/>
+        <w:pBdr>
+          <w:left w:val="thickThinSmallGap" w:sz="24" w:space="8" w:color="6B3FA0"/>
+        </w:pBdr>
+        <w:shd w:val="clear" w:color="auto" w:fill="ECE3F5"/>
+        <w:spacing w:before="160" w:after="40"/>
       </w:pPr>
+      <w:r>
+        <w:rPr>
+          <w:rFonts w:ascii="Cambria" w:hAnsi="Cambria"/>
+          <w:b/>
+          <w:color w:val="6B3FA0"/>
+          <w:sz w:val="30"/>
+        </w:rPr>
+        <w:t>321</w:t>
+      </w:r>
       <w:r>
         <w:rPr>
           <w:rFonts w:ascii="Cambria" w:hAnsi="Cambria"/>
@@ -998,13 +1844,32 @@
           <w:color w:val="2C5F2D"/>
           <w:sz w:val="24"/>
         </w:rPr>
-        <w:t>Slide 14 — The Leader Feedback Round</w:t>
+        <w:t xml:space="preserve">   The Leader Feedback Round</w:t>
+      </w:r>
+      <w:r>
+        <w:rPr>
+          <w:b/>
+          <w:color w:val="6B3FA0"/>
+          <w:sz w:val="17"/>
+        </w:rPr>
+        <w:t xml:space="preserve">    BOTH LEADERS</w:t>
+      </w:r>
+      <w:r>
+        <w:rPr>
+          <w:b w:val="0"/>
+          <w:color w:val="7F7F7F"/>
+          <w:sz w:val="16"/>
+        </w:rPr>
+        <w:t xml:space="preserve">   · slide 14 of 15</w:t>
       </w:r>
     </w:p>
     <w:p>
       <w:pPr>
         <w:keepNext/>
-        <w:spacing w:after="40"/>
+        <w:pBdr>
+          <w:left w:val="thickThinSmallGap" w:sz="24" w:space="8" w:color="6B3FA0"/>
+        </w:pBdr>
+        <w:spacing w:before="0" w:after="60"/>
       </w:pPr>
       <w:r>
         <w:rPr>
@@ -1012,12 +1877,30 @@
           <w:color w:val="6B8E3F"/>
           <w:sz w:val="18"/>
         </w:rPr>
-        <w:t>S22 · 8:24–8:28 · LEAD: BOTH LEADERS CIRCLE</w:t>
+        <w:t xml:space="preserve">S22 · 8:24–8:28 · </w:t>
+      </w:r>
+      <w:r>
+        <w:rPr>
+          <w:b/>
+          <w:color w:val="6B3FA0"/>
+          <w:sz w:val="18"/>
+        </w:rPr>
+        <w:t>LEAD: BOTH LEADERS CIRCLE</w:t>
+      </w:r>
+      <w:r>
+        <w:rPr>
+          <w:b/>
+          <w:color w:val="6B8E3F"/>
+          <w:sz w:val="18"/>
+        </w:rPr>
       </w:r>
     </w:p>
     <w:p>
       <w:pPr>
-        <w:ind w:left="216"/>
+        <w:pBdr>
+          <w:left w:val="thickThinSmallGap" w:sz="24" w:space="8" w:color="6B3FA0"/>
+        </w:pBdr>
+        <w:spacing w:before="0" w:after="20"/>
       </w:pPr>
       <w:r>
         <w:rPr>
@@ -1029,7 +1912,10 @@
     </w:p>
     <w:p>
       <w:pPr>
-        <w:ind w:left="216"/>
+        <w:pBdr>
+          <w:left w:val="thickThinSmallGap" w:sz="24" w:space="8" w:color="6B3FA0"/>
+        </w:pBdr>
+        <w:spacing w:before="0" w:after="60"/>
       </w:pPr>
       <w:r>
         <w:t>1. The new FC1s answer first: what went well, what they'd do differently — and one last time before it becomes their question to carry: what would you tell whoever teaches this. A sentence or two each.</w:t>
@@ -1037,7 +1923,10 @@
     </w:p>
     <w:p>
       <w:pPr>
-        <w:ind w:left="216"/>
+        <w:pBdr>
+          <w:left w:val="thickThinSmallGap" w:sz="24" w:space="8" w:color="6B3FA0"/>
+        </w:pBdr>
+        <w:spacing w:before="0" w:after="60"/>
       </w:pPr>
       <w:r>
         <w:t>2. The adult answers for the parts the adults carried; then the room, two or three voices; received undefended — 'thank you' is the whole response.</w:t>
@@ -1045,7 +1934,10 @@
     </w:p>
     <w:p>
       <w:pPr>
-        <w:ind w:left="216"/>
+        <w:pBdr>
+          <w:left w:val="thickThinSmallGap" w:sz="24" w:space="8" w:color="6B3FA0"/>
+        </w:pBdr>
+        <w:spacing w:before="0" w:after="60"/>
       </w:pPr>
       <w:r>
         <w:t>3. May well be dropped today — the rite itself is often what the energy needs; dropping it twice running goes to the debrief.</w:t>
@@ -1054,8 +1946,21 @@
     <w:p>
       <w:pPr>
         <w:keepNext/>
-        <w:spacing w:before="160" w:after="20"/>
+        <w:pBdr>
+          <w:left w:val="double" w:sz="12" w:space="8" w:color="B45309"/>
+        </w:pBdr>
+        <w:shd w:val="clear" w:color="auto" w:fill="FCE9D6"/>
+        <w:spacing w:before="160" w:after="40"/>
       </w:pPr>
+      <w:r>
+        <w:rPr>
+          <w:rFonts w:ascii="Cambria" w:hAnsi="Cambria"/>
+          <w:b/>
+          <w:color w:val="B45309"/>
+          <w:sz w:val="30"/>
+        </w:rPr>
+        <w:t>322</w:t>
+      </w:r>
       <w:r>
         <w:rPr>
           <w:rFonts w:ascii="Cambria" w:hAnsi="Cambria"/>
@@ -1063,13 +1968,32 @@
           <w:color w:val="2C5F2D"/>
           <w:sz w:val="24"/>
         </w:rPr>
-        <w:t>Slide 15 — The Final Rep — the Container Closed</w:t>
+        <w:t xml:space="preserve">   The Final Rep — the Container Closed</w:t>
+      </w:r>
+      <w:r>
+        <w:rPr>
+          <w:b/>
+          <w:color w:val="B45309"/>
+          <w:sz w:val="17"/>
+        </w:rPr>
+        <w:t xml:space="preserve">    CONTENT PRESENTER</w:t>
+      </w:r>
+      <w:r>
+        <w:rPr>
+          <w:b w:val="0"/>
+          <w:color w:val="7F7F7F"/>
+          <w:sz w:val="16"/>
+        </w:rPr>
+        <w:t xml:space="preserve">   · slide 15 of 15</w:t>
       </w:r>
     </w:p>
     <w:p>
       <w:pPr>
         <w:keepNext/>
-        <w:spacing w:after="40"/>
+        <w:pBdr>
+          <w:left w:val="double" w:sz="12" w:space="8" w:color="B45309"/>
+        </w:pBdr>
+        <w:spacing w:before="0" w:after="60"/>
       </w:pPr>
       <w:r>
         <w:rPr>
@@ -1077,12 +2001,30 @@
           <w:color w:val="6B8E3F"/>
           <w:sz w:val="18"/>
         </w:rPr>
-        <w:t>S22 · 8:13–8:20 · LEAD: CONTENT PRESENTER CIRCLE</w:t>
+        <w:t xml:space="preserve">S22 · 8:13–8:20 · </w:t>
+      </w:r>
+      <w:r>
+        <w:rPr>
+          <w:b/>
+          <w:color w:val="B45309"/>
+          <w:sz w:val="18"/>
+        </w:rPr>
+        <w:t>LEAD: CONTENT PRESENTER CIRCLE</w:t>
+      </w:r>
+      <w:r>
+        <w:rPr>
+          <w:b/>
+          <w:color w:val="6B8E3F"/>
+          <w:sz w:val="18"/>
+        </w:rPr>
       </w:r>
     </w:p>
     <w:p>
       <w:pPr>
-        <w:ind w:left="216"/>
+        <w:pBdr>
+          <w:left w:val="double" w:sz="12" w:space="8" w:color="B45309"/>
+        </w:pBdr>
+        <w:spacing w:before="0" w:after="20"/>
       </w:pPr>
       <w:r>
         <w:rPr>
@@ -1094,7 +2036,10 @@
     </w:p>
     <w:p>
       <w:pPr>
-        <w:ind w:left="216"/>
+        <w:pBdr>
+          <w:left w:val="double" w:sz="12" w:space="8" w:color="B45309"/>
+        </w:pBdr>
+        <w:spacing w:before="0" w:after="60"/>
       </w:pPr>
       <w:r>
         <w:t>1. The reserved senior closes the full protocol from memory: standing circle, one-word landing, the one thing, the one practice, the blessing round, closing prayer and sending.</w:t>
@@ -1102,7 +2047,10 @@
     </w:p>
     <w:p>
       <w:pPr>
-        <w:ind w:left="216"/>
+        <w:pBdr>
+          <w:left w:val="double" w:sz="12" w:space="8" w:color="B45309"/>
+        </w:pBdr>
+        <w:spacing w:before="0" w:after="60"/>
       </w:pPr>
       <w:r>
         <w:t>2. Expect the blessing round to lean hard toward the FC1s — give it room; the closing senior was told beforehand: receive it, then finish. Ending well under a full heart is the most FC1 thing they will do all night.</w:t>
@@ -1110,7 +2058,10 @@
     </w:p>
     <w:p>
       <w:pPr>
-        <w:ind w:left="216"/>
+        <w:pBdr>
+          <w:left w:val="double" w:sz="12" w:space="8" w:color="B45309"/>
+        </w:pBdr>
+        <w:spacing w:before="0" w:after="60"/>
       </w:pPr>
       <w:r>
         <w:t>3. Resist adding ANYTHING after the senior's sending — the last words of the series belong to the generation it raised; the team's silence is the loudest confirmation in the room.</w:t>
@@ -1118,7 +2069,10 @@
     </w:p>
     <w:p>
       <w:pPr>
-        <w:ind w:left="216"/>
+        <w:pBdr>
+          <w:left w:val="double" w:sz="12" w:space="8" w:color="B45309"/>
+        </w:pBdr>
+        <w:spacing w:before="0" w:after="60"/>
       </w:pPr>
       <w:r>
         <w:t>4. After: keepsake signing at the side table — names as witnesses; nobody leaves without signing. Dessert, lingering; stay — the younger teens near the seniors are the pipeline forming in real time.</w:t>
@@ -1126,7 +2080,7 @@
     </w:p>
     <w:p>
       <w:pPr>
-        <w:spacing w:before="200"/>
+        <w:spacing w:before="200" w:after="0"/>
         <w:jc w:val="center"/>
       </w:pPr>
       <w:r>

--- a/_implementation-notes/evening-series/FotH Evening Session 22 Leader Notes DRAFT v1.docx
+++ b/_implementation-notes/evening-series/FotH Evening Session 22 Leader Notes DRAFT v1.docx
@@ -26,6 +26,26 @@
           <w:sz w:val="18"/>
         </w:rPr>
         <w:t>FotH Evening · the speaker notes, in hand — so the leading pair reads the room, not the screen. The big number on each block is the number in the corner of the screen; the colour is whose block it is. Built from the deck's own notes, so the two always agree.</w:t>
+      </w:r>
+    </w:p>
+    <w:p>
+      <w:pPr>
+        <w:spacing w:before="0" w:after="80"/>
+      </w:pPr>
+      <w:r>
+        <w:rPr>
+          <w:b/>
+          <w:color w:val="2C5F2D"/>
+          <w:sz w:val="18"/>
+        </w:rPr>
+        <w:t xml:space="preserve">Reading the numbers. </w:t>
+      </w:r>
+      <w:r>
+        <w:rPr>
+          <w:color w:val="595959"/>
+          <w:sz w:val="18"/>
+        </w:rPr>
+        <w:t>Match the big number on each block to the number in the bottom-right corner of the screen. This session is 309–322 in the series' one continuous numbering. The first slide, the series title, is “Title” here.</w:t>
       </w:r>
     </w:p>
     <w:p>

--- a/_implementation-notes/evening-series/FotH Evening Session 22 Leader Notes DRAFT v1.docx
+++ b/_implementation-notes/evening-series/FotH Evening Session 22 Leader Notes DRAFT v1.docx
@@ -45,7 +45,7 @@
           <w:color w:val="595959"/>
           <w:sz w:val="18"/>
         </w:rPr>
-        <w:t>Match the big number on each block to the number in the bottom-right corner of the screen. This session is 309–322 in the series' one continuous numbering. The first slide, the series title, is “Title” here.</w:t>
+        <w:t>Match the big number on each block to the number in the bottom-right corner of the screen. This session is 310–323 in the series' one continuous numbering. The first slide, the series title, is “Title” here.</w:t>
       </w:r>
     </w:p>
     <w:p>
@@ -194,7 +194,7 @@
           <w:color w:val="8C8C8C"/>
           <w:sz w:val="30"/>
         </w:rPr>
-        <w:t>309</w:t>
+        <w:t>310</w:t>
       </w:r>
       <w:r>
         <w:rPr>
@@ -266,7 +266,7 @@
           <w:color w:val="1F4E79"/>
           <w:sz w:val="30"/>
         </w:rPr>
-        <w:t>310</w:t>
+        <w:t>311</w:t>
       </w:r>
       <w:r>
         <w:rPr>
@@ -409,7 +409,7 @@
           <w:color w:val="6B3FA0"/>
           <w:sz w:val="30"/>
         </w:rPr>
-        <w:t>311</w:t>
+        <w:t>312</w:t>
       </w:r>
       <w:r>
         <w:rPr>
@@ -551,7 +551,7 @@
           <w:color w:val="1F4E79"/>
           <w:sz w:val="30"/>
         </w:rPr>
-        <w:t>312</w:t>
+        <w:t>313</w:t>
       </w:r>
       <w:r>
         <w:rPr>
@@ -704,7 +704,7 @@
           <w:color w:val="B45309"/>
           <w:sz w:val="30"/>
         </w:rPr>
-        <w:t>313</w:t>
+        <w:t>314</w:t>
       </w:r>
       <w:r>
         <w:rPr>
@@ -846,7 +846,7 @@
           <w:color w:val="B45309"/>
           <w:sz w:val="30"/>
         </w:rPr>
-        <w:t>314</w:t>
+        <w:t>315</w:t>
       </w:r>
       <w:r>
         <w:rPr>
@@ -981,7 +981,7 @@
           <w:color w:val="B45309"/>
           <w:sz w:val="30"/>
         </w:rPr>
-        <w:t>315</w:t>
+        <w:t>316</w:t>
       </w:r>
       <w:r>
         <w:rPr>
@@ -1116,7 +1116,7 @@
           <w:color w:val="B45309"/>
           <w:sz w:val="30"/>
         </w:rPr>
-        <w:t>316</w:t>
+        <w:t>317</w:t>
       </w:r>
       <w:r>
         <w:rPr>
@@ -1287,7 +1287,7 @@
           <w:color w:val="B45309"/>
           <w:sz w:val="30"/>
         </w:rPr>
-        <w:t>317</w:t>
+        <w:t>318</w:t>
       </w:r>
       <w:r>
         <w:rPr>
@@ -1447,7 +1447,7 @@
           <w:color w:val="B45309"/>
           <w:sz w:val="30"/>
         </w:rPr>
-        <w:t>318</w:t>
+        <w:t>319</w:t>
       </w:r>
       <w:r>
         <w:rPr>
@@ -1582,7 +1582,7 @@
           <w:color w:val="B45309"/>
           <w:sz w:val="30"/>
         </w:rPr>
-        <w:t>319</w:t>
+        <w:t>320</w:t>
       </w:r>
       <w:r>
         <w:rPr>
@@ -1724,7 +1724,7 @@
           <w:color w:val="B45309"/>
           <w:sz w:val="30"/>
         </w:rPr>
-        <w:t>320</w:t>
+        <w:t>321</w:t>
       </w:r>
       <w:r>
         <w:rPr>
@@ -1855,7 +1855,7 @@
           <w:color w:val="6B3FA0"/>
           <w:sz w:val="30"/>
         </w:rPr>
-        <w:t>321</w:t>
+        <w:t>322</w:t>
       </w:r>
       <w:r>
         <w:rPr>
@@ -1979,7 +1979,7 @@
           <w:color w:val="B45309"/>
           <w:sz w:val="30"/>
         </w:rPr>
-        <w:t>322</w:t>
+        <w:t>323</w:t>
       </w:r>
       <w:r>
         <w:rPr>

--- a/_implementation-notes/evening-series/FotH Evening Session 22 Leader Notes DRAFT v1.docx
+++ b/_implementation-notes/evening-series/FotH Evening Session 22 Leader Notes DRAFT v1.docx
@@ -13,7 +13,7 @@
           <w:color w:val="2C5F2D"/>
           <w:sz w:val="36"/>
         </w:rPr>
-        <w:t>Leader Notes — Session 22: Commissioning The Companions</w:t>
+        <w:t>Leader Notes — Evening 17: Commissioning The Companions</w:t>
       </w:r>
     </w:p>
     <w:p>
@@ -203,7 +203,7 @@
           <w:color w:val="2C5F2D"/>
           <w:sz w:val="24"/>
         </w:rPr>
-        <w:t xml:space="preserve">   SESSION 22</w:t>
+        <w:t xml:space="preserve">   EVENING 17</w:t>
       </w:r>
       <w:r>
         <w:rPr>
@@ -236,7 +236,7 @@
           <w:color w:val="6B8E3F"/>
           <w:sz w:val="18"/>
         </w:rPr>
-        <w:t>S22 · pre-session · DIVIDER</w:t>
+        <w:t>E17 · pre-session · DIVIDER</w:t>
       </w:r>
     </w:p>
     <w:p>
@@ -308,7 +308,7 @@
           <w:color w:val="6B8E3F"/>
           <w:sz w:val="18"/>
         </w:rPr>
-        <w:t xml:space="preserve">S22 · WELCOME · </w:t>
+        <w:t xml:space="preserve">E17 · WELCOME · </w:t>
       </w:r>
       <w:r>
         <w:rPr>
@@ -350,7 +350,7 @@
         <w:spacing w:before="0" w:after="60"/>
       </w:pPr>
       <w:r>
-        <w:t>1. Locate tonight on the map, plainly: Session 22 commissions what the map has built — all four Connects, carried by the Companions. Each connection makes the next one real (Matt. 22:37–40).</w:t>
+        <w:t>1. Locate tonight on the map, plainly: Evening 17 commissions what the map has built — all four Connects, carried by the Companions. Each connection makes the next one real (Matt. 22:37–40).</w:t>
       </w:r>
     </w:p>
     <w:p>
@@ -418,7 +418,7 @@
           <w:color w:val="2C5F2D"/>
           <w:sz w:val="24"/>
         </w:rPr>
-        <w:t xml:space="preserve">   Session 22 — Tonight’s Road</w:t>
+        <w:t xml:space="preserve">   Evening 17 — Tonight’s Road</w:t>
       </w:r>
       <w:r>
         <w:rPr>
@@ -451,7 +451,7 @@
           <w:color w:val="6B8E3F"/>
           <w:sz w:val="18"/>
         </w:rPr>
-        <w:t xml:space="preserve">S22 · 7:00–8:30 · </w:t>
+        <w:t xml:space="preserve">E17 · 7:00–8:30 · </w:t>
       </w:r>
       <w:r>
         <w:rPr>
@@ -593,7 +593,7 @@
           <w:color w:val="6B8E3F"/>
           <w:sz w:val="18"/>
         </w:rPr>
-        <w:t xml:space="preserve">S22 · 7:00–7:08 · </w:t>
+        <w:t xml:space="preserve">E17 · 7:00–7:08 · </w:t>
       </w:r>
       <w:r>
         <w:rPr>
@@ -746,7 +746,7 @@
           <w:color w:val="6B8E3F"/>
           <w:sz w:val="18"/>
         </w:rPr>
-        <w:t xml:space="preserve">S22 · 7:25–7:35 · </w:t>
+        <w:t xml:space="preserve">E17 · 7:25–7:35 · </w:t>
       </w:r>
       <w:r>
         <w:rPr>
@@ -888,7 +888,7 @@
           <w:color w:val="6B8E3F"/>
           <w:sz w:val="18"/>
         </w:rPr>
-        <w:t xml:space="preserve">S22 · 7:35–7:41 · </w:t>
+        <w:t xml:space="preserve">E17 · 7:35–7:41 · </w:t>
       </w:r>
       <w:r>
         <w:rPr>
@@ -1023,7 +1023,7 @@
           <w:color w:val="6B8E3F"/>
           <w:sz w:val="18"/>
         </w:rPr>
-        <w:t xml:space="preserve">S22 · 7:41–7:47 · </w:t>
+        <w:t xml:space="preserve">E17 · 7:41–7:47 · </w:t>
       </w:r>
       <w:r>
         <w:rPr>
@@ -1158,7 +1158,7 @@
           <w:color w:val="6B8E3F"/>
           <w:sz w:val="18"/>
         </w:rPr>
-        <w:t xml:space="preserve">S22 · 7:47–7:54 · </w:t>
+        <w:t xml:space="preserve">E17 · 7:47–7:54 · </w:t>
       </w:r>
       <w:r>
         <w:rPr>
@@ -1250,7 +1250,7 @@
         <w:t xml:space="preserve">GUARD: </w:t>
       </w:r>
       <w:r>
-        <w:t>A deferred sign-off was handled privately in Week 15's week, with a hopeful path — it NEVER surfaces as news today; that senior is honored by name in the blessing block, no explanation to the room.</w:t>
+        <w:t>A deferred sign-off was handled privately in Evening 11's week, with a hopeful path — it NEVER surfaces as news today; that senior is honored by name in the blessing block, no explanation to the room.</w:t>
       </w:r>
     </w:p>
     <w:p>
@@ -1329,7 +1329,7 @@
           <w:color w:val="6B8E3F"/>
           <w:sz w:val="18"/>
         </w:rPr>
-        <w:t xml:space="preserve">S22 · 7:54–8:10 · </w:t>
+        <w:t xml:space="preserve">E17 · 7:54–8:10 · </w:t>
       </w:r>
       <w:r>
         <w:rPr>
@@ -1489,7 +1489,7 @@
           <w:color w:val="6B8E3F"/>
           <w:sz w:val="18"/>
         </w:rPr>
-        <w:t xml:space="preserve">S22 · 8:10–8:13 · </w:t>
+        <w:t xml:space="preserve">E17 · 8:10–8:13 · </w:t>
       </w:r>
       <w:r>
         <w:rPr>
@@ -1624,7 +1624,7 @@
           <w:color w:val="6B8E3F"/>
           <w:sz w:val="18"/>
         </w:rPr>
-        <w:t xml:space="preserve">S22 · COMMISSIONING · </w:t>
+        <w:t xml:space="preserve">E17 · COMMISSIONING · </w:t>
       </w:r>
       <w:r>
         <w:rPr>
@@ -1766,7 +1766,7 @@
           <w:color w:val="6B8E3F"/>
           <w:sz w:val="18"/>
         </w:rPr>
-        <w:t xml:space="preserve">S22 · COMMISSIONING · </w:t>
+        <w:t xml:space="preserve">E17 · COMMISSIONING · </w:t>
       </w:r>
       <w:r>
         <w:rPr>
@@ -1897,7 +1897,7 @@
           <w:color w:val="6B8E3F"/>
           <w:sz w:val="18"/>
         </w:rPr>
-        <w:t xml:space="preserve">S22 · 8:24–8:28 · </w:t>
+        <w:t xml:space="preserve">E17 · 8:24–8:28 · </w:t>
       </w:r>
       <w:r>
         <w:rPr>
@@ -2021,7 +2021,7 @@
           <w:color w:val="6B8E3F"/>
           <w:sz w:val="18"/>
         </w:rPr>
-        <w:t xml:space="preserve">S22 · 8:13–8:20 · </w:t>
+        <w:t xml:space="preserve">E17 · 8:13–8:20 · </w:t>
       </w:r>
       <w:r>
         <w:rPr>
@@ -2113,6 +2113,8 @@
       </w:r>
     </w:p>
     <w:sectPr>
+      <w:headerReference w:type="default" r:id="rId9"/>
+      <w:footerReference w:type="default" r:id="rId10"/>
       <w:pgSz w:w="12240" w:h="15840"/>
       <w:pgMar w:top="1008" w:right="1152" w:bottom="1008" w:left="1152" w:header="720" w:footer="720" w:gutter="0"/>
       <w:cols w:space="720"/>
@@ -2120,6 +2122,26 @@
     </w:sectPr>
   </w:body>
 </w:document>
+</file>
+
+<file path=word/footer1.xml><?xml version="1.0" encoding="utf-8"?>
+<w:ftr xmlns:m="http://schemas.openxmlformats.org/officeDocument/2006/math" xmlns:mc="http://schemas.openxmlformats.org/markup-compatibility/2006" xmlns:mo="http://schemas.microsoft.com/office/mac/office/2008/main" xmlns:mv="urn:schemas-microsoft-com:mac:vml" xmlns:o="urn:schemas-microsoft-com:office:office" xmlns:r="http://schemas.openxmlformats.org/officeDocument/2006/relationships" xmlns:v="urn:schemas-microsoft-com:vml" xmlns:w10="urn:schemas-microsoft-com:office:word" xmlns:w14="http://schemas.microsoft.com/office/word/2010/wordml" xmlns:w="http://schemas.openxmlformats.org/wordprocessingml/2006/main" xmlns:wne="http://schemas.microsoft.com/office/word/2006/wordml" xmlns:wp14="http://schemas.microsoft.com/office/word/2010/wordprocessingDrawing" xmlns:wp="http://schemas.openxmlformats.org/drawingml/2006/wordprocessingDrawing" xmlns:wpc="http://schemas.microsoft.com/office/word/2010/wordprocessingCanvas" xmlns:wpg="http://schemas.microsoft.com/office/word/2010/wordprocessingGroup" xmlns:wpi="http://schemas.microsoft.com/office/word/2010/wordprocessingInk" xmlns:wps="http://schemas.microsoft.com/office/word/2010/wordprocessingShape" mc:Ignorable="w14 wp14">
+  <w:p>
+    <w:pPr>
+      <w:pStyle w:val="Footer"/>
+    </w:pPr>
+  </w:p>
+</w:ftr>
+</file>
+
+<file path=word/header1.xml><?xml version="1.0" encoding="utf-8"?>
+<w:hdr xmlns:m="http://schemas.openxmlformats.org/officeDocument/2006/math" xmlns:mc="http://schemas.openxmlformats.org/markup-compatibility/2006" xmlns:mo="http://schemas.microsoft.com/office/mac/office/2008/main" xmlns:mv="urn:schemas-microsoft-com:mac:vml" xmlns:o="urn:schemas-microsoft-com:office:office" xmlns:r="http://schemas.openxmlformats.org/officeDocument/2006/relationships" xmlns:v="urn:schemas-microsoft-com:vml" xmlns:w10="urn:schemas-microsoft-com:office:word" xmlns:w14="http://schemas.microsoft.com/office/word/2010/wordml" xmlns:w="http://schemas.openxmlformats.org/wordprocessingml/2006/main" xmlns:wne="http://schemas.microsoft.com/office/word/2006/wordml" xmlns:wp14="http://schemas.microsoft.com/office/word/2010/wordprocessingDrawing" xmlns:wp="http://schemas.openxmlformats.org/drawingml/2006/wordprocessingDrawing" xmlns:wpc="http://schemas.microsoft.com/office/word/2010/wordprocessingCanvas" xmlns:wpg="http://schemas.microsoft.com/office/word/2010/wordprocessingGroup" xmlns:wpi="http://schemas.microsoft.com/office/word/2010/wordprocessingInk" xmlns:wps="http://schemas.microsoft.com/office/word/2010/wordprocessingShape" mc:Ignorable="w14 wp14">
+  <w:p>
+    <w:pPr>
+      <w:pStyle w:val="Header"/>
+    </w:pPr>
+  </w:p>
+</w:hdr>
 </file>
 
 <file path=word/numbering.xml><?xml version="1.0" encoding="utf-8"?>

--- a/_implementation-notes/evening-series/FotH Evening Session 22 Leader Notes DRAFT v1.docx
+++ b/_implementation-notes/evening-series/FotH Evening Session 22 Leader Notes DRAFT v1.docx
@@ -45,7 +45,7 @@
           <w:color w:val="595959"/>
           <w:sz w:val="18"/>
         </w:rPr>
-        <w:t>Match the big number on each block to the number in the bottom-right corner of the screen. This session is 310–323 in the series' one continuous numbering. The first slide, the series title, is “Title” here.</w:t>
+        <w:t>Match the big number on each block to the number in the bottom-right corner of the screen. This session is 311–324 in the series' one continuous numbering. The first slide, the series title, is “Title” here.</w:t>
       </w:r>
     </w:p>
     <w:p>
@@ -194,7 +194,7 @@
           <w:color w:val="8C8C8C"/>
           <w:sz w:val="30"/>
         </w:rPr>
-        <w:t>310</w:t>
+        <w:t>311</w:t>
       </w:r>
       <w:r>
         <w:rPr>
@@ -266,7 +266,7 @@
           <w:color w:val="1F4E79"/>
           <w:sz w:val="30"/>
         </w:rPr>
-        <w:t>311</w:t>
+        <w:t>312</w:t>
       </w:r>
       <w:r>
         <w:rPr>
@@ -409,7 +409,7 @@
           <w:color w:val="6B3FA0"/>
           <w:sz w:val="30"/>
         </w:rPr>
-        <w:t>312</w:t>
+        <w:t>313</w:t>
       </w:r>
       <w:r>
         <w:rPr>
@@ -551,7 +551,7 @@
           <w:color w:val="1F4E79"/>
           <w:sz w:val="30"/>
         </w:rPr>
-        <w:t>313</w:t>
+        <w:t>314</w:t>
       </w:r>
       <w:r>
         <w:rPr>
@@ -704,7 +704,7 @@
           <w:color w:val="B45309"/>
           <w:sz w:val="30"/>
         </w:rPr>
-        <w:t>314</w:t>
+        <w:t>315</w:t>
       </w:r>
       <w:r>
         <w:rPr>
@@ -846,7 +846,7 @@
           <w:color w:val="B45309"/>
           <w:sz w:val="30"/>
         </w:rPr>
-        <w:t>315</w:t>
+        <w:t>316</w:t>
       </w:r>
       <w:r>
         <w:rPr>
@@ -981,7 +981,7 @@
           <w:color w:val="B45309"/>
           <w:sz w:val="30"/>
         </w:rPr>
-        <w:t>316</w:t>
+        <w:t>317</w:t>
       </w:r>
       <w:r>
         <w:rPr>
@@ -1116,7 +1116,7 @@
           <w:color w:val="B45309"/>
           <w:sz w:val="30"/>
         </w:rPr>
-        <w:t>317</w:t>
+        <w:t>318</w:t>
       </w:r>
       <w:r>
         <w:rPr>
@@ -1287,7 +1287,7 @@
           <w:color w:val="B45309"/>
           <w:sz w:val="30"/>
         </w:rPr>
-        <w:t>318</w:t>
+        <w:t>319</w:t>
       </w:r>
       <w:r>
         <w:rPr>
@@ -1447,7 +1447,7 @@
           <w:color w:val="B45309"/>
           <w:sz w:val="30"/>
         </w:rPr>
-        <w:t>319</w:t>
+        <w:t>320</w:t>
       </w:r>
       <w:r>
         <w:rPr>
@@ -1582,7 +1582,7 @@
           <w:color w:val="B45309"/>
           <w:sz w:val="30"/>
         </w:rPr>
-        <w:t>320</w:t>
+        <w:t>321</w:t>
       </w:r>
       <w:r>
         <w:rPr>
@@ -1724,7 +1724,7 @@
           <w:color w:val="B45309"/>
           <w:sz w:val="30"/>
         </w:rPr>
-        <w:t>321</w:t>
+        <w:t>322</w:t>
       </w:r>
       <w:r>
         <w:rPr>
@@ -1855,7 +1855,7 @@
           <w:color w:val="6B3FA0"/>
           <w:sz w:val="30"/>
         </w:rPr>
-        <w:t>322</w:t>
+        <w:t>323</w:t>
       </w:r>
       <w:r>
         <w:rPr>
@@ -1979,7 +1979,7 @@
           <w:color w:val="B45309"/>
           <w:sz w:val="30"/>
         </w:rPr>
-        <w:t>323</w:t>
+        <w:t>324</w:t>
       </w:r>
       <w:r>
         <w:rPr>
